--- a/Finalized BRD/User Management/BRD_User_Management_v4.17.docx
+++ b/Finalized BRD/User Management/BRD_User_Management_v4.17.docx
@@ -825,46 +825,19 @@
           </w:tcPr>
           <w:p>
             <w:r>
-              <w:t xml:space="preserve">§1.1 Purpose, §1.2 </w:t>
-            </w:r>
-            <w:r>
-              <w:t>Background, and §1.3 Scope shortened; detailed requirements unchanged in Section 6</w:t>
+              <w:t>§1.1 Purpose, §1.2 Background, and §1.3 Scope shortened; detailed requirements unchanged in Section 6</w:t>
             </w:r>
           </w:p>
         </w:tc>
       </w:tr>
     </w:tbl>
+    <w:p/>
+    <w:p/>
+    <w:p/>
+    <w:p/>
     <w:p>
-      <w:pPr>
-        <w:pStyle w:val="Heading1"/>
-        <w:pBdr>
-          <w:bottom w:val="single" w:sz="6" w:space="4" w:color="1F3864"/>
-        </w:pBdr>
-        <w:spacing w:before="400" w:after="200"/>
-        <w:rPr>
-          <w:b/>
-          <w:bCs/>
-          <w:color w:val="1F3864"/>
-          <w:sz w:val="28"/>
-          <w:szCs w:val="28"/>
-        </w:rPr>
-      </w:pPr>
-    </w:p>
-    <w:p>
-      <w:pPr>
-        <w:pStyle w:val="Heading1"/>
-        <w:pBdr>
-          <w:bottom w:val="single" w:sz="6" w:space="4" w:color="1F3864"/>
-        </w:pBdr>
-        <w:spacing w:before="400" w:after="200"/>
-        <w:rPr>
-          <w:b/>
-          <w:bCs/>
-          <w:color w:val="1F3864"/>
-          <w:sz w:val="28"/>
-          <w:szCs w:val="28"/>
-        </w:rPr>
-      </w:pPr>
+      <w:bookmarkStart w:id="0" w:name="_GoBack"/>
+      <w:bookmarkEnd w:id="0"/>
     </w:p>
     <w:p>
       <w:pPr>
@@ -1105,8 +1078,6 @@
         </w:pBdr>
         <w:spacing w:before="400" w:after="200"/>
       </w:pPr>
-      <w:bookmarkStart w:id="0" w:name="_GoBack"/>
-      <w:bookmarkEnd w:id="0"/>
       <w:r>
         <w:rPr>
           <w:b/>
@@ -1485,54 +1456,9 @@
         </w:tc>
       </w:tr>
     </w:tbl>
-    <w:p>
-      <w:pPr>
-        <w:pStyle w:val="Heading1"/>
-        <w:pBdr>
-          <w:bottom w:val="single" w:sz="6" w:space="4" w:color="1F3864"/>
-        </w:pBdr>
-        <w:spacing w:before="400" w:after="200"/>
-        <w:rPr>
-          <w:b/>
-          <w:bCs/>
-          <w:color w:val="1F3864"/>
-          <w:sz w:val="28"/>
-          <w:szCs w:val="28"/>
-        </w:rPr>
-      </w:pPr>
-    </w:p>
-    <w:p>
-      <w:pPr>
-        <w:pStyle w:val="Heading1"/>
-        <w:pBdr>
-          <w:bottom w:val="single" w:sz="6" w:space="4" w:color="1F3864"/>
-        </w:pBdr>
-        <w:spacing w:before="400" w:after="200"/>
-        <w:rPr>
-          <w:b/>
-          <w:bCs/>
-          <w:color w:val="1F3864"/>
-          <w:sz w:val="28"/>
-          <w:szCs w:val="28"/>
-        </w:rPr>
-      </w:pPr>
-    </w:p>
-    <w:p>
-      <w:pPr>
-        <w:pStyle w:val="Heading1"/>
-        <w:pBdr>
-          <w:bottom w:val="single" w:sz="6" w:space="4" w:color="1F3864"/>
-        </w:pBdr>
-        <w:spacing w:before="400" w:after="200"/>
-        <w:rPr>
-          <w:b/>
-          <w:bCs/>
-          <w:color w:val="1F3864"/>
-          <w:sz w:val="28"/>
-          <w:szCs w:val="28"/>
-        </w:rPr>
-      </w:pPr>
-    </w:p>
+    <w:p/>
+    <w:p/>
+    <w:p/>
     <w:p>
       <w:pPr>
         <w:pStyle w:val="Heading1"/>
@@ -2054,172 +1980,172 @@
           </w:tcPr>
           <w:p>
             <w:r>
+              <w:t>S-01</w:t>
+            </w:r>
+          </w:p>
+        </w:tc>
+        <w:tc>
+          <w:tcPr>
+            <w:tcW w:w="2520" w:type="dxa"/>
+          </w:tcPr>
+          <w:p>
+            <w:r>
+              <w:t>Access model</w:t>
+            </w:r>
+          </w:p>
+        </w:tc>
+        <w:tc>
+          <w:tcPr>
+            <w:tcW w:w="2520" w:type="dxa"/>
+          </w:tcPr>
+          <w:p>
+            <w:r>
+              <w:t>6.5.1</w:t>
+            </w:r>
+          </w:p>
+        </w:tc>
+        <w:tc>
+          <w:tcPr>
+            <w:tcW w:w="2520" w:type="dxa"/>
+          </w:tcPr>
+          <w:p>
+            <w:proofErr w:type="spellStart"/>
+            <w:r>
+              <w:t>ProcessDiagrams</w:t>
+            </w:r>
+            <w:proofErr w:type="spellEnd"/>
+            <w:r>
+              <w:t>/</w:t>
+            </w:r>
+            <w:proofErr w:type="spellStart"/>
+            <w:r>
+              <w:t>User_Management</w:t>
+            </w:r>
+            <w:proofErr w:type="spellEnd"/>
+            <w:r>
+              <w:t>/S-01_Access_Model.drawio</w:t>
+            </w:r>
+          </w:p>
+        </w:tc>
+      </w:tr>
+      <w:tr>
+        <w:tc>
+          <w:tcPr>
+            <w:tcW w:w="2520" w:type="dxa"/>
+          </w:tcPr>
+          <w:p>
+            <w:r>
+              <w:t>S-02</w:t>
+            </w:r>
+          </w:p>
+        </w:tc>
+        <w:tc>
+          <w:tcPr>
+            <w:tcW w:w="2520" w:type="dxa"/>
+          </w:tcPr>
+          <w:p>
+            <w:r>
+              <w:t>Two vacancy tests</w:t>
+            </w:r>
+          </w:p>
+        </w:tc>
+        <w:tc>
+          <w:tcPr>
+            <w:tcW w:w="2520" w:type="dxa"/>
+          </w:tcPr>
+          <w:p>
+            <w:r>
+              <w:t>6.5.3</w:t>
+            </w:r>
+          </w:p>
+        </w:tc>
+        <w:tc>
+          <w:tcPr>
+            <w:tcW w:w="2520" w:type="dxa"/>
+          </w:tcPr>
+          <w:p>
+            <w:proofErr w:type="spellStart"/>
+            <w:r>
+              <w:t>ProcessDiagrams</w:t>
+            </w:r>
+            <w:proofErr w:type="spellEnd"/>
+            <w:r>
+              <w:t>/</w:t>
+            </w:r>
+            <w:proofErr w:type="spellStart"/>
+            <w:r>
+              <w:t>User_Management</w:t>
+            </w:r>
+            <w:proofErr w:type="spellEnd"/>
+            <w:r>
+              <w:t>/S-02_Two_Vacancy_Tests.drawio</w:t>
+            </w:r>
+          </w:p>
+        </w:tc>
+      </w:tr>
+      <w:tr>
+        <w:tc>
+          <w:tcPr>
+            <w:tcW w:w="2520" w:type="dxa"/>
+          </w:tcPr>
+          <w:p>
+            <w:r>
+              <w:t>S-03</w:t>
+            </w:r>
+          </w:p>
+        </w:tc>
+        <w:tc>
+          <w:tcPr>
+            <w:tcW w:w="2520" w:type="dxa"/>
+          </w:tcPr>
+          <w:p>
+            <w:r>
+              <w:t>Runtime enforcement</w:t>
+            </w:r>
+          </w:p>
+        </w:tc>
+        <w:tc>
+          <w:tcPr>
+            <w:tcW w:w="2520" w:type="dxa"/>
+          </w:tcPr>
+          <w:p>
+            <w:r>
+              <w:t>6.5.6</w:t>
+            </w:r>
+          </w:p>
+        </w:tc>
+        <w:tc>
+          <w:tcPr>
+            <w:tcW w:w="2520" w:type="dxa"/>
+          </w:tcPr>
+          <w:p>
+            <w:proofErr w:type="spellStart"/>
+            <w:r>
+              <w:t>ProcessDiagrams</w:t>
+            </w:r>
+            <w:proofErr w:type="spellEnd"/>
+            <w:r>
+              <w:t>/</w:t>
+            </w:r>
+            <w:proofErr w:type="spellStart"/>
+            <w:r>
+              <w:t>User_Management</w:t>
+            </w:r>
+            <w:proofErr w:type="spellEnd"/>
+            <w:r>
+              <w:t>/S-03_Runtime_Enforcement.drawio</w:t>
+            </w:r>
+          </w:p>
+        </w:tc>
+      </w:tr>
+      <w:tr>
+        <w:tc>
+          <w:tcPr>
+            <w:tcW w:w="2520" w:type="dxa"/>
+          </w:tcPr>
+          <w:p>
+            <w:r>
               <w:lastRenderedPageBreak/>
-              <w:t>S-01</w:t>
-            </w:r>
-          </w:p>
-        </w:tc>
-        <w:tc>
-          <w:tcPr>
-            <w:tcW w:w="2520" w:type="dxa"/>
-          </w:tcPr>
-          <w:p>
-            <w:r>
-              <w:t>Access model</w:t>
-            </w:r>
-          </w:p>
-        </w:tc>
-        <w:tc>
-          <w:tcPr>
-            <w:tcW w:w="2520" w:type="dxa"/>
-          </w:tcPr>
-          <w:p>
-            <w:r>
-              <w:t>6.5.1</w:t>
-            </w:r>
-          </w:p>
-        </w:tc>
-        <w:tc>
-          <w:tcPr>
-            <w:tcW w:w="2520" w:type="dxa"/>
-          </w:tcPr>
-          <w:p>
-            <w:proofErr w:type="spellStart"/>
-            <w:r>
-              <w:t>ProcessDiagrams</w:t>
-            </w:r>
-            <w:proofErr w:type="spellEnd"/>
-            <w:r>
-              <w:t>/</w:t>
-            </w:r>
-            <w:proofErr w:type="spellStart"/>
-            <w:r>
-              <w:t>User_Management</w:t>
-            </w:r>
-            <w:proofErr w:type="spellEnd"/>
-            <w:r>
-              <w:t>/S-01_Access_Model.drawio</w:t>
-            </w:r>
-          </w:p>
-        </w:tc>
-      </w:tr>
-      <w:tr>
-        <w:tc>
-          <w:tcPr>
-            <w:tcW w:w="2520" w:type="dxa"/>
-          </w:tcPr>
-          <w:p>
-            <w:r>
-              <w:t>S-02</w:t>
-            </w:r>
-          </w:p>
-        </w:tc>
-        <w:tc>
-          <w:tcPr>
-            <w:tcW w:w="2520" w:type="dxa"/>
-          </w:tcPr>
-          <w:p>
-            <w:r>
-              <w:t>Two vacancy tests</w:t>
-            </w:r>
-          </w:p>
-        </w:tc>
-        <w:tc>
-          <w:tcPr>
-            <w:tcW w:w="2520" w:type="dxa"/>
-          </w:tcPr>
-          <w:p>
-            <w:r>
-              <w:t>6.5.3</w:t>
-            </w:r>
-          </w:p>
-        </w:tc>
-        <w:tc>
-          <w:tcPr>
-            <w:tcW w:w="2520" w:type="dxa"/>
-          </w:tcPr>
-          <w:p>
-            <w:proofErr w:type="spellStart"/>
-            <w:r>
-              <w:t>ProcessDiagrams</w:t>
-            </w:r>
-            <w:proofErr w:type="spellEnd"/>
-            <w:r>
-              <w:t>/</w:t>
-            </w:r>
-            <w:proofErr w:type="spellStart"/>
-            <w:r>
-              <w:t>User_Management</w:t>
-            </w:r>
-            <w:proofErr w:type="spellEnd"/>
-            <w:r>
-              <w:t>/S-02_Two_Vacancy_Tests.drawio</w:t>
-            </w:r>
-          </w:p>
-        </w:tc>
-      </w:tr>
-      <w:tr>
-        <w:tc>
-          <w:tcPr>
-            <w:tcW w:w="2520" w:type="dxa"/>
-          </w:tcPr>
-          <w:p>
-            <w:r>
-              <w:t>S-03</w:t>
-            </w:r>
-          </w:p>
-        </w:tc>
-        <w:tc>
-          <w:tcPr>
-            <w:tcW w:w="2520" w:type="dxa"/>
-          </w:tcPr>
-          <w:p>
-            <w:r>
-              <w:t>Runtime enforcement</w:t>
-            </w:r>
-          </w:p>
-        </w:tc>
-        <w:tc>
-          <w:tcPr>
-            <w:tcW w:w="2520" w:type="dxa"/>
-          </w:tcPr>
-          <w:p>
-            <w:r>
-              <w:t>6.5.6</w:t>
-            </w:r>
-          </w:p>
-        </w:tc>
-        <w:tc>
-          <w:tcPr>
-            <w:tcW w:w="2520" w:type="dxa"/>
-          </w:tcPr>
-          <w:p>
-            <w:proofErr w:type="spellStart"/>
-            <w:r>
-              <w:t>ProcessDiagrams</w:t>
-            </w:r>
-            <w:proofErr w:type="spellEnd"/>
-            <w:r>
-              <w:t>/</w:t>
-            </w:r>
-            <w:proofErr w:type="spellStart"/>
-            <w:r>
-              <w:t>User_Management</w:t>
-            </w:r>
-            <w:proofErr w:type="spellEnd"/>
-            <w:r>
-              <w:t>/S-03_Runtime_Enforcement.drawio</w:t>
-            </w:r>
-          </w:p>
-        </w:tc>
-      </w:tr>
-      <w:tr>
-        <w:tc>
-          <w:tcPr>
-            <w:tcW w:w="2520" w:type="dxa"/>
-          </w:tcPr>
-          <w:p>
-            <w:r>
               <w:t>S-04</w:t>
             </w:r>
           </w:p>
@@ -2897,33 +2823,29 @@
           </w:tcPr>
           <w:p>
             <w:r>
-              <w:t xml:space="preserve">The Username shall be the login identifier for all user categories. The Username shall be unique across the entire User Master (a single </w:t>
-            </w:r>
+              <w:t>The Username shall be the login identifier for all user categories. The Username shall be unique across the entire User Master (a single namespace covering Citizens, DSR Officers, and Other Department users) and the system shall reject creation of a duplicate Username. Email address and mobile number shall not be subject to a uniqueness constraint — the same email or mobile may legitimately appear on more than one account (for example family members sharing a mobile, or an office landline). See FR-UM-062.</w:t>
+            </w:r>
+          </w:p>
+        </w:tc>
+        <w:tc>
+          <w:tcPr>
+            <w:tcW w:w="1600" w:type="dxa"/>
+          </w:tcPr>
+          <w:p>
+            <w:r>
+              <w:t>High</w:t>
+            </w:r>
+          </w:p>
+        </w:tc>
+      </w:tr>
+      <w:tr>
+        <w:tc>
+          <w:tcPr>
+            <w:tcW w:w="1200" w:type="dxa"/>
+          </w:tcPr>
+          <w:p>
             <w:r>
               <w:lastRenderedPageBreak/>
-              <w:t>namespace covering Citizens, DSR Officers, and Other Department users) and the system shall reject creation of a duplicate Username. Email address and mobile number shall not be subject to a uniqueness constraint — the same email or mobile may legitimately appear on more than one account (for example family members sharing a mobile, or an office landline). See FR-UM-062.</w:t>
-            </w:r>
-          </w:p>
-        </w:tc>
-        <w:tc>
-          <w:tcPr>
-            <w:tcW w:w="1600" w:type="dxa"/>
-          </w:tcPr>
-          <w:p>
-            <w:r>
-              <w:lastRenderedPageBreak/>
-              <w:t>High</w:t>
-            </w:r>
-          </w:p>
-        </w:tc>
-      </w:tr>
-      <w:tr>
-        <w:tc>
-          <w:tcPr>
-            <w:tcW w:w="1200" w:type="dxa"/>
-          </w:tcPr>
-          <w:p>
-            <w:r>
               <w:t>FR-UM-062</w:t>
             </w:r>
           </w:p>
@@ -3339,133 +3261,133 @@
           </w:tcPr>
           <w:p>
             <w:r>
+              <w:t>5</w:t>
+            </w:r>
+          </w:p>
+        </w:tc>
+        <w:tc>
+          <w:tcPr>
+            <w:tcW w:w="0" w:type="auto"/>
+          </w:tcPr>
+          <w:p>
+            <w:r>
+              <w:t>System dispatches a separate OTP to the entered mobile number</w:t>
+            </w:r>
+          </w:p>
+        </w:tc>
+        <w:tc>
+          <w:tcPr>
+            <w:tcW w:w="0" w:type="auto"/>
+          </w:tcPr>
+          <w:p>
+            <w:r>
+              <w:t>System</w:t>
+            </w:r>
+          </w:p>
+        </w:tc>
+        <w:tc>
+          <w:tcPr>
+            <w:tcW w:w="0" w:type="auto"/>
+          </w:tcPr>
+          <w:p>
+            <w:r>
+              <w:t>FR-UM-063; time-limited, single-use</w:t>
+            </w:r>
+          </w:p>
+        </w:tc>
+      </w:tr>
+      <w:tr>
+        <w:tc>
+          <w:tcPr>
+            <w:tcW w:w="0" w:type="auto"/>
+          </w:tcPr>
+          <w:p>
+            <w:r>
+              <w:t>6</w:t>
+            </w:r>
+          </w:p>
+        </w:tc>
+        <w:tc>
+          <w:tcPr>
+            <w:tcW w:w="0" w:type="auto"/>
+          </w:tcPr>
+          <w:p>
+            <w:r>
+              <w:t>Enter both OTPs — email and mobile</w:t>
+            </w:r>
+          </w:p>
+        </w:tc>
+        <w:tc>
+          <w:tcPr>
+            <w:tcW w:w="0" w:type="auto"/>
+          </w:tcPr>
+          <w:p>
+            <w:r>
+              <w:t>Citizen</w:t>
+            </w:r>
+          </w:p>
+        </w:tc>
+        <w:tc>
+          <w:tcPr>
+            <w:tcW w:w="0" w:type="auto"/>
+          </w:tcPr>
+          <w:p>
+            <w:r>
+              <w:t>Account not created unless both verify (FR-UM-063)</w:t>
+            </w:r>
+          </w:p>
+        </w:tc>
+      </w:tr>
+      <w:tr>
+        <w:tc>
+          <w:tcPr>
+            <w:tcW w:w="0" w:type="auto"/>
+          </w:tcPr>
+          <w:p>
+            <w:r>
+              <w:t>7</w:t>
+            </w:r>
+          </w:p>
+        </w:tc>
+        <w:tc>
+          <w:tcPr>
+            <w:tcW w:w="0" w:type="auto"/>
+          </w:tcPr>
+          <w:p>
+            <w:r>
+              <w:t>Select five distinct security questions and answer each</w:t>
+            </w:r>
+          </w:p>
+        </w:tc>
+        <w:tc>
+          <w:tcPr>
+            <w:tcW w:w="0" w:type="auto"/>
+          </w:tcPr>
+          <w:p>
+            <w:r>
+              <w:t>Citizen</w:t>
+            </w:r>
+          </w:p>
+        </w:tc>
+        <w:tc>
+          <w:tcPr>
+            <w:tcW w:w="0" w:type="auto"/>
+          </w:tcPr>
+          <w:p>
+            <w:r>
+              <w:t>All five mandatory; self-entered only (FR-UM-055)</w:t>
+            </w:r>
+          </w:p>
+        </w:tc>
+      </w:tr>
+      <w:tr>
+        <w:tc>
+          <w:tcPr>
+            <w:tcW w:w="0" w:type="auto"/>
+          </w:tcPr>
+          <w:p>
+            <w:r>
               <w:lastRenderedPageBreak/>
-              <w:t>5</w:t>
-            </w:r>
-          </w:p>
-        </w:tc>
-        <w:tc>
-          <w:tcPr>
-            <w:tcW w:w="0" w:type="auto"/>
-          </w:tcPr>
-          <w:p>
-            <w:r>
-              <w:t>System dispatches a separate OTP to the entered mobile number</w:t>
-            </w:r>
-          </w:p>
-        </w:tc>
-        <w:tc>
-          <w:tcPr>
-            <w:tcW w:w="0" w:type="auto"/>
-          </w:tcPr>
-          <w:p>
-            <w:r>
-              <w:t>System</w:t>
-            </w:r>
-          </w:p>
-        </w:tc>
-        <w:tc>
-          <w:tcPr>
-            <w:tcW w:w="0" w:type="auto"/>
-          </w:tcPr>
-          <w:p>
-            <w:r>
-              <w:t>FR-UM-063; time-limited, single-use</w:t>
-            </w:r>
-          </w:p>
-        </w:tc>
-      </w:tr>
-      <w:tr>
-        <w:tc>
-          <w:tcPr>
-            <w:tcW w:w="0" w:type="auto"/>
-          </w:tcPr>
-          <w:p>
-            <w:r>
-              <w:t>6</w:t>
-            </w:r>
-          </w:p>
-        </w:tc>
-        <w:tc>
-          <w:tcPr>
-            <w:tcW w:w="0" w:type="auto"/>
-          </w:tcPr>
-          <w:p>
-            <w:r>
-              <w:t>Enter both OTPs — email and mobile</w:t>
-            </w:r>
-          </w:p>
-        </w:tc>
-        <w:tc>
-          <w:tcPr>
-            <w:tcW w:w="0" w:type="auto"/>
-          </w:tcPr>
-          <w:p>
-            <w:r>
-              <w:t>Citizen</w:t>
-            </w:r>
-          </w:p>
-        </w:tc>
-        <w:tc>
-          <w:tcPr>
-            <w:tcW w:w="0" w:type="auto"/>
-          </w:tcPr>
-          <w:p>
-            <w:r>
-              <w:t>Account not created unless both verify (FR-UM-063)</w:t>
-            </w:r>
-          </w:p>
-        </w:tc>
-      </w:tr>
-      <w:tr>
-        <w:tc>
-          <w:tcPr>
-            <w:tcW w:w="0" w:type="auto"/>
-          </w:tcPr>
-          <w:p>
-            <w:r>
-              <w:t>7</w:t>
-            </w:r>
-          </w:p>
-        </w:tc>
-        <w:tc>
-          <w:tcPr>
-            <w:tcW w:w="0" w:type="auto"/>
-          </w:tcPr>
-          <w:p>
-            <w:r>
-              <w:t>Select five distinct security questions and answer each</w:t>
-            </w:r>
-          </w:p>
-        </w:tc>
-        <w:tc>
-          <w:tcPr>
-            <w:tcW w:w="0" w:type="auto"/>
-          </w:tcPr>
-          <w:p>
-            <w:r>
-              <w:t>Citizen</w:t>
-            </w:r>
-          </w:p>
-        </w:tc>
-        <w:tc>
-          <w:tcPr>
-            <w:tcW w:w="0" w:type="auto"/>
-          </w:tcPr>
-          <w:p>
-            <w:r>
-              <w:t>All five mandatory; self-entered only (FR-UM-055)</w:t>
-            </w:r>
-          </w:p>
-        </w:tc>
-      </w:tr>
-      <w:tr>
-        <w:tc>
-          <w:tcPr>
-            <w:tcW w:w="0" w:type="auto"/>
-          </w:tcPr>
-          <w:p>
-            <w:r>
               <w:t>8</w:t>
             </w:r>
           </w:p>
@@ -4031,86 +3953,21 @@
           </w:tcPr>
           <w:p>
             <w:r>
+              <w:t>FR-UM-052</w:t>
+            </w:r>
+          </w:p>
+        </w:tc>
+        <w:tc>
+          <w:tcPr>
+            <w:tcW w:w="6260" w:type="dxa"/>
+          </w:tcPr>
+          <w:p>
+            <w:r>
+              <w:t xml:space="preserve">After successful authentication, if a DSR Officer has more than one active sanctioned-post occupancy, the system shall present a mandatory post-selection step before entering the application. Each option shall be labelled consistently as "Role — Post Name — Office Name (Office Code)" (see FR-UM-053, FR-UM-054). The user shall select exactly one assigned post for the session. If the officer has only one active occupancy, the system shall auto-select that post and skip the selection screen. Login shall complete under </w:t>
+            </w:r>
+            <w:r>
               <w:lastRenderedPageBreak/>
-              <w:t>FR-UM-052</w:t>
-            </w:r>
-          </w:p>
-        </w:tc>
-        <w:tc>
-          <w:tcPr>
-            <w:tcW w:w="6260" w:type="dxa"/>
-          </w:tcPr>
-          <w:p>
-            <w:r>
-              <w:t>After successful authentication, if a DSR Officer has more than one active sanctioned-post occupancy, the system shall present a mandatory post-selection step before entering the application. Each option shall be labelled consistently as "Role — Post Name — Office Name (Office Code)" (see FR-UM-053, FR-UM-054). The user shall select exactly one assigned post for the session. If the officer has only one active occupancy, the system shall auto-select that post and skip the selection screen. Login shall complete under that assigned post only — additional charge of a subordinate post (FR-UM-053) shall not be offered during the login flow. Initial Module Function claims on entering the home page shall derive from the selected assigned post via Post–Role mapping only — not from other post occupancies the officer may hold concurrently. When a post maps to multiple roles, claims are the union of Module Functions for those roles of that single selected post (not a union across multiple assigned posts). Other Department and Citizen users are not subject to post selection.</w:t>
-            </w:r>
-          </w:p>
-        </w:tc>
-        <w:tc>
-          <w:tcPr>
-            <w:tcW w:w="1600" w:type="dxa"/>
-          </w:tcPr>
-          <w:p>
-            <w:r>
-              <w:t>High</w:t>
-            </w:r>
-          </w:p>
-        </w:tc>
-      </w:tr>
-      <w:tr>
-        <w:tc>
-          <w:tcPr>
-            <w:tcW w:w="1200" w:type="dxa"/>
-          </w:tcPr>
-          <w:p>
-            <w:r>
-              <w:t>FR-UM-053</w:t>
-            </w:r>
-          </w:p>
-        </w:tc>
-        <w:tc>
-          <w:tcPr>
-            <w:tcW w:w="6260" w:type="dxa"/>
-          </w:tcPr>
-          <w:p>
-            <w:r>
-              <w:t>After login — while the DSR Officer remains in the same session and without requiring logout — the system shall allow the officer to take additional charge of a wholly unoccupied subordinate post under the officer's assigned post (the post selected or auto-selected at login under FR-UM-052) at the same Office, using the DSR Officer Hierarchy Master (FR-UM-043). This is temporary in-office additional charge for the session; no Transfer Order, Reporting Order, or other order document is required (distinct from Transfer In under FR-UM-060). Eligibility: for the assigned Post at the same Office, examine each immediate child post in the hierarchy; that child post shall be offered only if it is wholly unoccupied at that Office — the occupied count is zero (FR-UM-066(b)). A post that has any occupant shall not be offered, even where sanctioned strength has not been fully used. Where a child post is unoccupied, the system shall continue one level further under it (cascade while posts remain unoccupied); a post with any occupant shall block cascading beneath it. Example: an SR logged in at SRO Yeshwanthapura; if no FDA is posted there, additional charge as FDA is allowed; if no SDA is posted under that unoccupied FDA, additional charge as FDA or SDA is allowed; if even one FDA is posted, FDA is not offered and SDA beneath it is not reachable. The officer may hold at most one additional charge subordinate post at a time. While additional charge is active, effective Module Function claims shall be derived from the additional charge post via Post–Role mapping only — assigned-post privileges shall not apply (e.g. a Sub-Registrar acting as FDA under additional charge shall not retain Sub-Registrar signing or approval functions until switching back). The officer may switch back to assigned-post context at any time during the session without logout; on switch-back, claims revert to the assigned post. When no additional charge is active, claims derive from the assigned post only. Selection, switch-back, and reversion shall be audit-logged (actor, assigned post, additional charge post or cleared, office, timestamp). The additional-charge picker shall label each option as "Role — Post Name — Office Name (Office Code)" — the same format as FR-UM-052 post selection and FR-UM-054 header display.</w:t>
-            </w:r>
-          </w:p>
-        </w:tc>
-        <w:tc>
-          <w:tcPr>
-            <w:tcW w:w="1600" w:type="dxa"/>
-          </w:tcPr>
-          <w:p>
-            <w:r>
-              <w:t>High</w:t>
-            </w:r>
-          </w:p>
-        </w:tc>
-      </w:tr>
-      <w:tr>
-        <w:tc>
-          <w:tcPr>
-            <w:tcW w:w="1200" w:type="dxa"/>
-          </w:tcPr>
-          <w:p>
-            <w:r>
-              <w:t>FR-UM-054</w:t>
-            </w:r>
-          </w:p>
-        </w:tc>
-        <w:tc>
-          <w:tcPr>
-            <w:tcW w:w="6260" w:type="dxa"/>
-          </w:tcPr>
-          <w:p>
-            <w:r>
-              <w:t xml:space="preserve">After login, the home page and/or application header shall display the assigned Post (from FR-UM-052) with its mapped Role(s) and Office details using the format "Role — Post Name — Office Name (Office Code)" for the assigned post. When additional charge is active under FR-UM-053, the header shall show which context is currently driving session privileges — either assigned post only, or additional charge post (with assigned post still shown for reference but not active for access). Example with additional </w:t>
-            </w:r>
-            <w:r>
-              <w:lastRenderedPageBreak/>
-              <w:t>charge active: "Assigned: Sub-Registrar (SR) — Sub-Registrar — SRO Yeshwanthapura (OFF-SRO-YESH) | Active context: Additional charge — FDA (Enforcement) — FDA (Enforcement) — SRO Yeshwanthapura (OFF-SRO-YESH)". The officer may switch between assigned-post context and additional charge, or clear additional charge, from this header or an equivalent in-application control without logging out.</w:t>
+              <w:t>that assigned post only — additional charge of a subordinate post (FR-UM-053) shall not be offered during the login flow. Initial Module Function claims on entering the home page shall derive from the selected assigned post via Post–Role mapping only — not from other post occupancies the officer may hold concurrently. When a post maps to multiple roles, claims are the union of Module Functions for those roles of that single selected post (not a union across multiple assigned posts). Other Department and Citizen users are not subject to post selection.</w:t>
             </w:r>
           </w:p>
         </w:tc>
@@ -4133,6 +3990,71 @@
           </w:tcPr>
           <w:p>
             <w:r>
+              <w:t>FR-UM-053</w:t>
+            </w:r>
+          </w:p>
+        </w:tc>
+        <w:tc>
+          <w:tcPr>
+            <w:tcW w:w="6260" w:type="dxa"/>
+          </w:tcPr>
+          <w:p>
+            <w:r>
+              <w:t>After login — while the DSR Officer remains in the same session and without requiring logout — the system shall allow the officer to take additional charge of a wholly unoccupied subordinate post under the officer's assigned post (the post selected or auto-selected at login under FR-UM-052) at the same Office, using the DSR Officer Hierarchy Master (FR-UM-043). This is temporary in-office additional charge for the session; no Transfer Order, Reporting Order, or other order document is required (distinct from Transfer In under FR-UM-060). Eligibility: for the assigned Post at the same Office, examine each immediate child post in the hierarchy; that child post shall be offered only if it is wholly unoccupied at that Office — the occupied count is zero (FR-UM-066(b)). A post that has any occupant shall not be offered, even where sanctioned strength has not been fully used. Where a child post is unoccupied, the system shall continue one level further under it (cascade while posts remain unoccupied); a post with any occupant shall block cascading beneath it. Example: an SR logged in at SRO Yeshwanthapura; if no FDA is posted there, additional charge as FDA is allowed; if no SDA is posted under that unoccupied FDA, additional charge as FDA or SDA is allowed; if even one FDA is posted, FDA is not offered and SDA beneath it is not reachable. The officer may hold at most one additional charge subordinate post at a time. While additional charge is active, effective Module Function claims shall be derived from the additional charge post via Post–Role mapping only — assigned-post privileges shall not apply (e.g. a Sub-Registrar acting as FDA under additional charge shall not retain Sub-Registrar signing or approval functions until switching back). The officer may switch back to assigned-post context at any time during the session without logout; on switch-back, claims revert to the assigned post. When no additional charge is active, claims derive from the assigned post only. Selection, switch-back, and reversion shall be audit-logged (actor, assigned post, additional charge post or cleared, office, timestamp). The additional-charge picker shall label each option as "Role — Post Name — Office Name (Office Code)" — the same format as FR-UM-052 post selection and FR-UM-054 header display.</w:t>
+            </w:r>
+          </w:p>
+        </w:tc>
+        <w:tc>
+          <w:tcPr>
+            <w:tcW w:w="1600" w:type="dxa"/>
+          </w:tcPr>
+          <w:p>
+            <w:r>
+              <w:t>High</w:t>
+            </w:r>
+          </w:p>
+        </w:tc>
+      </w:tr>
+      <w:tr>
+        <w:tc>
+          <w:tcPr>
+            <w:tcW w:w="1200" w:type="dxa"/>
+          </w:tcPr>
+          <w:p>
+            <w:r>
+              <w:t>FR-UM-054</w:t>
+            </w:r>
+          </w:p>
+        </w:tc>
+        <w:tc>
+          <w:tcPr>
+            <w:tcW w:w="6260" w:type="dxa"/>
+          </w:tcPr>
+          <w:p>
+            <w:r>
+              <w:t>After login, the home page and/or application header shall display the assigned Post (from FR-UM-052) with its mapped Role(s) and Office details using the format "Role — Post Name — Office Name (Office Code)" for the assigned post. When additional charge is active under FR-UM-053, the header shall show which context is currently driving session privileges — either assigned post only, or additional charge post (with assigned post still shown for reference but not active for access). Example with additional charge active: "Assigned: Sub-Registrar (SR) — Sub-Registrar — SRO Yeshwanthapura (OFF-SRO-YESH) | Active context: Additional charge — FDA (Enforcement) — FDA (Enforcement) — SRO Yeshwanthapura (OFF-SRO-YESH)". The officer may switch between assigned-post context and additional charge, or clear additional charge, from this header or an equivalent in-application control without logging out.</w:t>
+            </w:r>
+          </w:p>
+        </w:tc>
+        <w:tc>
+          <w:tcPr>
+            <w:tcW w:w="1600" w:type="dxa"/>
+          </w:tcPr>
+          <w:p>
+            <w:r>
+              <w:t>High</w:t>
+            </w:r>
+          </w:p>
+        </w:tc>
+      </w:tr>
+      <w:tr>
+        <w:tc>
+          <w:tcPr>
+            <w:tcW w:w="1200" w:type="dxa"/>
+          </w:tcPr>
+          <w:p>
+            <w:r>
+              <w:lastRenderedPageBreak/>
               <w:t>FR-UM-055</w:t>
             </w:r>
           </w:p>
@@ -4439,7 +4361,6 @@
         <w:rPr>
           <w:i/>
         </w:rPr>
-        <w:lastRenderedPageBreak/>
         <w:t>See approved process diagram P-03 (Citizen lost-mobile reset) in 6.5.2.2.</w:t>
       </w:r>
     </w:p>
@@ -4502,6 +4423,7 @@
               <w:rPr>
                 <w:b/>
               </w:rPr>
+              <w:lastRenderedPageBreak/>
               <w:t>Req ID</w:t>
             </w:r>
           </w:p>
@@ -4913,11 +4835,309 @@
           </w:tcPr>
           <w:p>
             <w:r>
-              <w:t xml:space="preserve">At least one sanctioned post with available capacity must be assigned to each DSR Officer at account creation (FR-UM-066(a)). Optional End Date may be set on a post occupancy only for genuinely time-bound deputations — not as a substitute for Transfer Out / relieving under FR-UM-057. When End Date is set, the system shall require a Deputation Reason code. The occupancy shall remain active until the end of the End Date and shall be freed after 11:59 PM IST of that date by the occupancy refresh job (FR-UM-068) — the same day boundary as FR-UM-058 relieving. Formal Transfer out / relieving shall follow FR-UM-057 and FR-UM-058. Transfer In shall follow </w:t>
-            </w:r>
+              <w:t>At least one sanctioned post with available capacity must be assigned to each DSR Officer at account creation (FR-UM-066(a)). Optional End Date may be set on a post occupancy only for genuinely time-bound deputations — not as a substitute for Transfer Out / relieving under FR-UM-057. When End Date is set, the system shall require a Deputation Reason code. The occupancy shall remain active until the end of the End Date and shall be freed after 11:59 PM IST of that date by the occupancy refresh job (FR-UM-068) — the same day boundary as FR-UM-058 relieving. Formal Transfer out / relieving shall follow FR-UM-057 and FR-UM-058. Transfer In shall follow FR-UM-060, FR-UM-061, and FR-UM-067. Occupancy de-allocation, reserved Transfer In becoming active, and Sanctioned Posts occupied-count updates shall be applied by the occupancy refresh job (FR-UM-068).</w:t>
+            </w:r>
+          </w:p>
+        </w:tc>
+        <w:tc>
+          <w:tcPr>
+            <w:tcW w:w="1600" w:type="dxa"/>
+          </w:tcPr>
+          <w:p>
+            <w:r>
+              <w:t>High</w:t>
+            </w:r>
+          </w:p>
+        </w:tc>
+      </w:tr>
+      <w:tr>
+        <w:tc>
+          <w:tcPr>
+            <w:tcW w:w="1200" w:type="dxa"/>
+          </w:tcPr>
+          <w:p>
             <w:r>
               <w:lastRenderedPageBreak/>
-              <w:t>FR-UM-060, FR-UM-061, and FR-UM-067. Occupancy de-allocation, reserved Transfer In becoming active, and Sanctioned Posts occupied-count updates shall be applied by the occupancy refresh job (FR-UM-068).</w:t>
+              <w:t>FR-UM-031</w:t>
+            </w:r>
+          </w:p>
+        </w:tc>
+        <w:tc>
+          <w:tcPr>
+            <w:tcW w:w="6260" w:type="dxa"/>
+          </w:tcPr>
+          <w:p>
+            <w:r>
+              <w:t>RETIRED (v3.0) — Previously required mandatory end date on Secondary / additional post assignment for DSR Officers. Superseded by removal of Primary/Secondary assignment; optional End Date on any post occupancy is covered by FR-UM-030. Number retained for audit traceability; do not implement.</w:t>
+            </w:r>
+          </w:p>
+        </w:tc>
+        <w:tc>
+          <w:tcPr>
+            <w:tcW w:w="1600" w:type="dxa"/>
+          </w:tcPr>
+          <w:p>
+            <w:r>
+              <w:t>—</w:t>
+            </w:r>
+          </w:p>
+        </w:tc>
+      </w:tr>
+      <w:tr>
+        <w:tc>
+          <w:tcPr>
+            <w:tcW w:w="1200" w:type="dxa"/>
+          </w:tcPr>
+          <w:p>
+            <w:r>
+              <w:t>FR-UM-045</w:t>
+            </w:r>
+          </w:p>
+        </w:tc>
+        <w:tc>
+          <w:tcPr>
+            <w:tcW w:w="6260" w:type="dxa"/>
+          </w:tcPr>
+          <w:p>
+            <w:r>
+              <w:t>A DSR Officer may be assigned to multiple sanctioned posts concurrently, provided each selected post has available capacity at assignment (Occupied &lt; Sanctioned Strength — FR-UM-066). Over-capacity assignment shall be blocked. Occupied count shall increase per assigned post (including a reserved Transfer In under FR-UM-067) and decrease when occupancy ends (including after relieving under FR-UM-058). Transfer In assignments shall also require available capacity except where FR-UM-067 reservation against a recorded relieving applies. Occupied counts on the Sanctioned Posts Master shall be recalculated by the occupancy refresh job (FR-UM-068).</w:t>
+            </w:r>
+          </w:p>
+        </w:tc>
+        <w:tc>
+          <w:tcPr>
+            <w:tcW w:w="1600" w:type="dxa"/>
+          </w:tcPr>
+          <w:p>
+            <w:r>
+              <w:t>High</w:t>
+            </w:r>
+          </w:p>
+        </w:tc>
+      </w:tr>
+      <w:tr>
+        <w:tc>
+          <w:tcPr>
+            <w:tcW w:w="1200" w:type="dxa"/>
+          </w:tcPr>
+          <w:p>
+            <w:r>
+              <w:t>FR-UM-066</w:t>
+            </w:r>
+          </w:p>
+        </w:tc>
+        <w:tc>
+          <w:tcPr>
+            <w:tcW w:w="6260" w:type="dxa"/>
+          </w:tcPr>
+          <w:p>
+            <w:r>
+              <w:t>The system shall apply two distinct vacancy tests and shall not treat them as interchangeable. (a) Available capacity — used for post assignment during user creation, for Transfer In, and for the post pick lists in those workflows — is satisfied when the occupied count for a Post at an Office is less than the sanctioned strength for that Post at that Office (Occupied &lt; Sanctioned Strength). Occupied for this test shall include active occupancies and reserved (pending-join) Transfer In occupancies (FR-UM-067). An occupancy with a recorded Relieving Date still counts as occupied until the occupancy refresh job de-allocates it (FR-UM-058, FR-UM-068), except that Transfer In may reserve the slot being freed as defined in FR-UM-067. (b) Unoccupied post — used only for the FR-UM-053 post-login additional charge selection — is satisfied only when the occupied count for that Post at that Office is zero (Occupied = 0), irrespective of sanctioned strength. Reserved Transfer In occupancies also prevent Occupied = 0. A Post at an Office with sanctioned strength 2 and one occupant therefore has available capacity for assignment but is not unoccupied, and shall not be offered under FR-UM-053. Both counts shall be shown on sanctioned post occupancy screens and reports.</w:t>
+            </w:r>
+          </w:p>
+        </w:tc>
+        <w:tc>
+          <w:tcPr>
+            <w:tcW w:w="1600" w:type="dxa"/>
+          </w:tcPr>
+          <w:p>
+            <w:r>
+              <w:t>High</w:t>
+            </w:r>
+          </w:p>
+        </w:tc>
+      </w:tr>
+      <w:tr>
+        <w:tc>
+          <w:tcPr>
+            <w:tcW w:w="1200" w:type="dxa"/>
+          </w:tcPr>
+          <w:p>
+            <w:r>
+              <w:t>FR-UM-057</w:t>
+            </w:r>
+          </w:p>
+        </w:tc>
+        <w:tc>
+          <w:tcPr>
+            <w:tcW w:w="6260" w:type="dxa"/>
+          </w:tcPr>
+          <w:p>
+            <w:r>
+              <w:t>The system shall support a Transfer out / relieving process for DSR Officers. An officer may be relieved from one or more currently assigned post occupancies (Post + Office). When the superior opens Transfer Out / Relieving, the system shall display only the offices that fall under the actor's session Office as per the Office Hierarchy Master (FR-UM-059) — i.e. the actor's own office and descendant offices. Within that office scope, the system shall list and allow relieving only of post occupancies where the actor's session Post is the immediate parent of the target Post in the DSR Officer Hierarchy Master (FR-UM-043). Office span is a first filter only: seeing a descendant office in the tree does not grant relieving of posts that do not report immediately to the actor. Example: District Registrar at DRO Mysuru sees SRO offices under DRO Mysuru and may relieve Sub-Registrar at those SROs (POST-SR reports to POST-DRO); Sub-Registrar at SRO Yeshwanthapura sees only that SRO and may relieve FDA/DEO under Sub-Registrar there. IGR or DIGR at Head Office may see statewide DRO/SRO offices in the span but may relieve only posts that report immediately to their session Post (e.g. IGR relieves DIGR; DIGR (Enforcement) relieves DRO) — not Sub-Registrar at an SRO. While relieving, the system shall capture Relieving Date and Relieving Order (order number / reference; upload of order document where applicable). Relieving actions shall be audit-logged. Citizens and Other Department users are out of scope for this process.</w:t>
+            </w:r>
+          </w:p>
+        </w:tc>
+        <w:tc>
+          <w:tcPr>
+            <w:tcW w:w="1600" w:type="dxa"/>
+          </w:tcPr>
+          <w:p>
+            <w:r>
+              <w:t>High</w:t>
+            </w:r>
+          </w:p>
+        </w:tc>
+      </w:tr>
+      <w:tr>
+        <w:tc>
+          <w:tcPr>
+            <w:tcW w:w="1200" w:type="dxa"/>
+          </w:tcPr>
+          <w:p>
+            <w:r>
+              <w:lastRenderedPageBreak/>
+              <w:t>FR-UM-058</w:t>
+            </w:r>
+          </w:p>
+        </w:tc>
+        <w:tc>
+          <w:tcPr>
+            <w:tcW w:w="6260" w:type="dxa"/>
+          </w:tcPr>
+          <w:p>
+            <w:r>
+              <w:t>After a relieving is recorded (FR-UM-057), the system shall retain the user–post occupancy until the end of the Relieving Date. The occupancy refresh job (FR-UM-068) shall de-allocate / remove the mapping of the user to the relieved post after 11:59 PM IST of the Relieving Date (i.e. occupancy ends at the close of that calendar day; the job runs shortly after midnight). Occupied count for that Post + Office shall then decrease unless a reserved Transfer In for the same Post + Office becomes active on the same job run (FR-UM-067). Where the count reaches zero the post also becomes wholly unoccupied and therefore eligible under FR-UM-053 (FR-UM-066). If the user has no remaining active post occupancies after de-allocation, login shall be blocked or limited per policy until a new post is assigned. De-allocation shall be audit-logged.</w:t>
+            </w:r>
+          </w:p>
+        </w:tc>
+        <w:tc>
+          <w:tcPr>
+            <w:tcW w:w="1600" w:type="dxa"/>
+          </w:tcPr>
+          <w:p>
+            <w:r>
+              <w:t>High</w:t>
+            </w:r>
+          </w:p>
+        </w:tc>
+      </w:tr>
+      <w:tr>
+        <w:tc>
+          <w:tcPr>
+            <w:tcW w:w="1200" w:type="dxa"/>
+          </w:tcPr>
+          <w:p>
+            <w:r>
+              <w:t>FR-UM-059</w:t>
+            </w:r>
+          </w:p>
+        </w:tc>
+        <w:tc>
+          <w:tcPr>
+            <w:tcW w:w="6260" w:type="dxa"/>
+          </w:tcPr>
+          <w:p>
+            <w:r>
+              <w:t xml:space="preserve">The system shall maintain an Office Hierarchy Master for DSR offices. Structure: MS Building is the Secretariat office (root); under it is IGR Office (Head Office); under the Head Office are District Registrar Offices (DRO); under each District Registrar Office are Sub-Registrar Offices (SRO). Each Office shall have Office Code, Office Name, Office Type (Secretariat / Head Office / District Registrar Office / Sub-Registrar Office), and optional Parent Office. Application Admin shall add, edit, enable/disable, and update offices with audit trail. Sanctioned Posts and Transfer Out / Transfer In office scoping shall use this hierarchy (FR-UM-024, FR-UM-057, </w:t>
+            </w:r>
+            <w:proofErr w:type="gramStart"/>
+            <w:r>
+              <w:t>FR</w:t>
+            </w:r>
+            <w:proofErr w:type="gramEnd"/>
+            <w:r>
+              <w:t>-UM-060). POST-ACS-SEC is sanctioned at MS Building (Secretariat).</w:t>
+            </w:r>
+          </w:p>
+        </w:tc>
+        <w:tc>
+          <w:tcPr>
+            <w:tcW w:w="1600" w:type="dxa"/>
+          </w:tcPr>
+          <w:p>
+            <w:r>
+              <w:t>High</w:t>
+            </w:r>
+          </w:p>
+        </w:tc>
+      </w:tr>
+      <w:tr>
+        <w:tc>
+          <w:tcPr>
+            <w:tcW w:w="1200" w:type="dxa"/>
+          </w:tcPr>
+          <w:p>
+            <w:r>
+              <w:t>FR-UM-060</w:t>
+            </w:r>
+          </w:p>
+        </w:tc>
+        <w:tc>
+          <w:tcPr>
+            <w:tcW w:w="6260" w:type="dxa"/>
+          </w:tcPr>
+          <w:p>
+            <w:r>
+              <w:t>The system shall support a Transfer In process for DSR Officers. A superior (within office span per FR-UM-059 and immediate-parent post parentage per FR-UM-043, same rules as Transfer Out — office span does not expand parentage) may assign an officer to a sanctioned post (Post + Office). The system shall allow Transfer In to a post that has available capacity at that office (Occupied &lt; Sanctioned Strength — FR-UM-066(a)), or, when the post is at full strength, only as a reserved future-dated occupancy under FR-UM-067 where relieving is already recorded. While processing Transfer In, the system shall capture Transfer Order / Reporting Order (order number / reference; upload of order document where applicable) and Joining Date. A reserved occupancy shall count toward occupied (FR-UM-066(a)) from the moment it is recorded; login remains blocked until Joining Date (FR-UM-061). The occupancy becomes active and Sanctioned Posts occupied counts are refreshed by the midnight job (FR-UM-068). Transfer In actions shall be audit-logged. Citizens and Other Department users are out of scope for this process.</w:t>
+            </w:r>
+          </w:p>
+        </w:tc>
+        <w:tc>
+          <w:tcPr>
+            <w:tcW w:w="1600" w:type="dxa"/>
+          </w:tcPr>
+          <w:p>
+            <w:r>
+              <w:t>High</w:t>
+            </w:r>
+          </w:p>
+        </w:tc>
+      </w:tr>
+      <w:tr>
+        <w:tc>
+          <w:tcPr>
+            <w:tcW w:w="1200" w:type="dxa"/>
+          </w:tcPr>
+          <w:p>
+            <w:r>
+              <w:t>FR-UM-061</w:t>
+            </w:r>
+          </w:p>
+        </w:tc>
+        <w:tc>
+          <w:tcPr>
+            <w:tcW w:w="6260" w:type="dxa"/>
+          </w:tcPr>
+          <w:p>
+            <w:r>
+              <w:t>For a Transfer In occupancy (FR-UM-060), including a reserved occupancy under FR-UM-067, the user shall be allowed to log in and use that post only from 12:00 AM IST (start) of the Joining Date onwards. Before 12:00 AM IST of the Joining Date, login for that post shall be blocked (or the occupancy shall not appear as selectable under FR-UM-052). The occupancy refresh job (FR-UM-068) shall activate the reserved occupancy as of Joining Date so that from 12:00 AM IST on the Joining Date the post occupancy is available for login and session selection.</w:t>
+            </w:r>
+          </w:p>
+        </w:tc>
+        <w:tc>
+          <w:tcPr>
+            <w:tcW w:w="1600" w:type="dxa"/>
+          </w:tcPr>
+          <w:p>
+            <w:r>
+              <w:t>High</w:t>
+            </w:r>
+          </w:p>
+        </w:tc>
+      </w:tr>
+      <w:tr>
+        <w:tc>
+          <w:tcPr>
+            <w:tcW w:w="1200" w:type="dxa"/>
+          </w:tcPr>
+          <w:p>
+            <w:r>
+              <w:t>FR-UM-067</w:t>
+            </w:r>
+          </w:p>
+        </w:tc>
+        <w:tc>
+          <w:tcPr>
+            <w:tcW w:w="6260" w:type="dxa"/>
+          </w:tcPr>
+          <w:p>
+            <w:r>
+              <w:t xml:space="preserve">Where a Transfer In is required against a Post + Office that is currently at full sanctioned strength, the system shall allow a future-dated Transfer In only if a relieving (FR-UM-057) has already been recorded for an occupancy of that same Post + Office, and that relieving slot is not already reserved by another Transfer In. The Joining Date shall be on or after the calendar day following the Relieving Date of the occupancy being replaced (i.e. after 11:59 PM IST of Relieving Date — example: outgoing officer relieved 31-Aug, incoming Joining Date 01-Sep or later). Recording the Transfer In shall immediately </w:t>
+            </w:r>
+            <w:r>
+              <w:lastRenderedPageBreak/>
+              <w:t>reserve one unit of capacity: the reserved occupancy counts toward Occupied for FR-UM-066(a) so that a second incoming officer cannot be assigned to the same slot, but the incoming officer cannot log in until Joining Date (FR-UM-061). If no relieving is recorded for that Post + Office, Transfer In to a full post shall remain blocked. Transfer In to a post that already has available capacity does not require a prior relieving.</w:t>
             </w:r>
           </w:p>
         </w:tc>
@@ -4940,7 +5160,7 @@
           </w:tcPr>
           <w:p>
             <w:r>
-              <w:t>FR-UM-031</w:t>
+              <w:t>FR-UM-068</w:t>
             </w:r>
           </w:p>
         </w:tc>
@@ -4950,7 +5170,7 @@
           </w:tcPr>
           <w:p>
             <w:r>
-              <w:t>RETIRED (v3.0) — Previously required mandatory end date on Secondary / additional post assignment for DSR Officers. Superseded by removal of Primary/Secondary assignment; optional End Date on any post occupancy is covered by FR-UM-030. Number retained for audit traceability; do not implement.</w:t>
+              <w:t>The system shall run a scheduled occupancy refresh job shortly after midnight IST each calendar day (after 12:00 AM IST). On each run the job shall: (1) de-allocate user–post occupancies whose Relieving Date has ended (FR-UM-058) or whose optional occupancy End Date has been reached (FR-UM-030); (2) activate reserved Transfer In occupancies whose Joining Date is the current calendar day (FR-UM-060, FR-UM-061, FR-UM-067); (3) recalculate and persist occupied count, remaining capacity, and wholly-unoccupied flag on the Sanctioned Posts Master for every Post + Office affected (FR-UM-048, FR-UM-066); (4) refresh the officer's effective post assignments so that login post selection (FR-UM-052) reflects only occupancies that are active as of that day. The job shall be idempotent, audit-logged (run timestamp, occupancies ended, occupancies activated, before/after occupied counts), and shall raise an operational alert on failure so that relieving and joining dates are not left unenforced.</w:t>
             </w:r>
           </w:p>
         </w:tc>
@@ -4960,7 +5180,7 @@
           </w:tcPr>
           <w:p>
             <w:r>
-              <w:t>—</w:t>
+              <w:t>High</w:t>
             </w:r>
           </w:p>
         </w:tc>
@@ -4972,7 +5192,7 @@
           </w:tcPr>
           <w:p>
             <w:r>
-              <w:t>FR-UM-045</w:t>
+              <w:t>FR-UM-077</w:t>
             </w:r>
           </w:p>
         </w:tc>
@@ -4982,7 +5202,7 @@
           </w:tcPr>
           <w:p>
             <w:r>
-              <w:t>A DSR Officer may be assigned to multiple sanctioned posts concurrently, provided each selected post has available capacity at assignment (Occupied &lt; Sanctioned Strength — FR-UM-066). Over-capacity assignment shall be blocked. Occupied count shall increase per assigned post (including a reserved Transfer In under FR-UM-067) and decrease when occupancy ends (including after relieving under FR-UM-058). Transfer In assignments shall also require available capacity except where FR-UM-067 reservation against a recorded relieving applies. Occupied counts on the Sanctioned Posts Master shall be recalculated by the occupancy refresh job (FR-UM-068).</w:t>
+              <w:t>The system shall maintain a Division Master — an enumerated list of DSR organisational divisions (Division Code, Division Name, Display Order, Is Active). Posts Master, Hierarchy Master nodes, and Role Master seed groupings shall reference Division Code from this master — free-text division labels shall not be used on new or edited records. Application Admin shall add, edit, enable/disable, and update divisions with audit trail. Seed divisions are listed in Section 6.5.1.</w:t>
             </w:r>
           </w:p>
         </w:tc>
@@ -5004,7 +5224,7 @@
           </w:tcPr>
           <w:p>
             <w:r>
-              <w:t>FR-UM-066</w:t>
+              <w:t>FR-UM-078</w:t>
             </w:r>
           </w:p>
         </w:tc>
@@ -5014,7 +5234,7 @@
           </w:tcPr>
           <w:p>
             <w:r>
-              <w:t>The system shall apply two distinct vacancy tests and shall not treat them as interchangeable. (a) Available capacity — used for post assignment during user creation, for Transfer In, and for the post pick lists in those workflows — is satisfied when the occupied count for a Post at an Office is less than the sanctioned strength for that Post at that Office (Occupied &lt; Sanctioned Strength). Occupied for this test shall include active occupancies and reserved (pending-join) Transfer In occupancies (FR-UM-067). An occupancy with a recorded Relieving Date still counts as occupied until the occupancy refresh job de-allocates it (FR-UM-058, FR-UM-068), except that Transfer In may reserve the slot being freed as defined in FR-UM-067. (b) Unoccupied post — used only for the FR-UM-053 post-login additional charge selection — is satisfied only when the occupied count for that Post at that Office is zero (Occupied = 0), irrespective of sanctioned strength. Reserved Transfer In occupancies also prevent Occupied = 0. A Post at an Office with sanctioned strength 2 and one occupant therefore has available capacity for assignment but is not unoccupied, and shall not be offered under FR-UM-053. Both counts shall be shown on sanctioned post occupancy screens and reports.</w:t>
+              <w:t>The system shall maintain a Post–Office-Type Allowed mapping defining which Post codes (from Posts Master) may be sanctioned at which Office Types (from Office Hierarchy Master — Secretariat, Head Office, District Registrar Office, Sub-Registrar Office). When creating or updating a Sanctioned Posts row or assigning a post to an officer, the system shall reject combinations not permitted by this mapping (FR-UM-024, FR-UM-048). Seed mapping for all active Posts is listed in Section 6.5.3 (e.g. POST-ACS-SEC only at Secretariat / MS Building; POST-SR, POST-FDA-ENF, POST-SDA-ENF, POST-DEO only at Sub-Registrar Office; POST-DRO only at District Registrar Office; POST-IGR and Head Office division posts only at Head Office). Application Admin shall maintain the mapping with audit trail.</w:t>
             </w:r>
           </w:p>
         </w:tc>
@@ -5036,7 +5256,7 @@
           </w:tcPr>
           <w:p>
             <w:r>
-              <w:t>FR-UM-057</w:t>
+              <w:t>FR-UM-046</w:t>
             </w:r>
           </w:p>
         </w:tc>
@@ -5046,11 +5266,43 @@
           </w:tcPr>
           <w:p>
             <w:r>
-              <w:t xml:space="preserve">The system shall support a Transfer out / relieving process for DSR Officers. An officer may be relieved from one or more currently assigned post occupancies (Post + Office). When the superior opens Transfer Out / Relieving, the system shall display only the offices that fall under the actor's session Office as per the Office Hierarchy Master (FR-UM-059) — i.e. the actor's own office and descendant offices. Within that office scope, the system shall list and allow relieving only of post occupancies where the actor's session Post is the immediate parent of the target Post in the DSR Officer Hierarchy Master (FR-UM-043). Office span is a first filter only: seeing a descendant office in the tree does not grant relieving of posts that do not report immediately to the actor. Example: District Registrar at DRO Mysuru sees SRO offices under DRO Mysuru and may relieve Sub-Registrar at those SROs (POST-SR reports to POST-DRO); Sub-Registrar at SRO Yeshwanthapura sees only that SRO and may relieve FDA/DEO under Sub-Registrar there. IGR or DIGR at Head Office may see statewide DRO/SRO offices in the span but may relieve only posts that report immediately to their session Post (e.g. IGR relieves DIGR; DIGR (Enforcement) relieves DRO) — not Sub-Registrar at an SRO. While relieving, the system shall capture Relieving Date and Relieving Order (order number / reference; upload of order document where </w:t>
+              <w:t>The system shall maintain a separate Posts Master for DSR establishment posts (e.g. Sub-Registrar (SR), FDA (Enforcement), DEO, DRO, HQA (Enforcement)). Each Posts Master row shall reference a Division Code from the Division Master (FR-UM-077). Application Admin shall add, edit, enable/disable, and update posts. Posts Master is distinct from Role Master.</w:t>
+            </w:r>
+          </w:p>
+        </w:tc>
+        <w:tc>
+          <w:tcPr>
+            <w:tcW w:w="1600" w:type="dxa"/>
+          </w:tcPr>
+          <w:p>
+            <w:r>
+              <w:t>High</w:t>
+            </w:r>
+          </w:p>
+        </w:tc>
+      </w:tr>
+      <w:tr>
+        <w:tc>
+          <w:tcPr>
+            <w:tcW w:w="1200" w:type="dxa"/>
+          </w:tcPr>
+          <w:p>
+            <w:r>
+              <w:t>FR-UM-047</w:t>
+            </w:r>
+          </w:p>
+        </w:tc>
+        <w:tc>
+          <w:tcPr>
+            <w:tcW w:w="6260" w:type="dxa"/>
+          </w:tcPr>
+          <w:p>
+            <w:r>
+              <w:t xml:space="preserve">The system shall maintain a Post–Role mapping table. Each Post shall map to the corresponding unique Role(s) from the Role Master. Division-specific posts (e.g. POST-DIGR-ADMIN, POST-DIGR-ENF) shall not be mapped to roles of other divisions, so that assigning one post does not grant Admin + Vigilance + Enforcement access together. Application Admin shall add, edit, and remove mappings with audit trail. One post may map to multiple roles only when those roles intentionally belong to the same post's functional scope (not across unrelated divisions). The system shall block sanctioning or assignment of any Post that has no active Post–Role mapping row — an officer assigned to an unmapped post would receive zero roles (FR-UM-017). Example rows in this BRD are the complete seed mapping for all active </w:t>
             </w:r>
             <w:r>
               <w:lastRenderedPageBreak/>
-              <w:t>applicable). Relieving actions shall be audit-logged. Citizens and Other Department users are out of scope for this process.</w:t>
+              <w:t>Posts; Application Admin may add further mappings with audit trail. Domain Expert (Prabhakar Naik) shall confirm the seed list before go-live.</w:t>
             </w:r>
           </w:p>
         </w:tc>
@@ -5073,7 +5325,7 @@
           </w:tcPr>
           <w:p>
             <w:r>
-              <w:t>FR-UM-058</w:t>
+              <w:t>FR-UM-048</w:t>
             </w:r>
           </w:p>
         </w:tc>
@@ -5083,7 +5335,7 @@
           </w:tcPr>
           <w:p>
             <w:r>
-              <w:t>After a relieving is recorded (FR-UM-057), the system shall retain the user–post occupancy until the end of the Relieving Date. The occupancy refresh job (FR-UM-068) shall de-allocate / remove the mapping of the user to the relieved post after 11:59 PM IST of the Relieving Date (i.e. occupancy ends at the close of that calendar day; the job runs shortly after midnight). Occupied count for that Post + Office shall then decrease unless a reserved Transfer In for the same Post + Office becomes active on the same job run (FR-UM-067). Where the count reaches zero the post also becomes wholly unoccupied and therefore eligible under FR-UM-053 (FR-UM-066). If the user has no remaining active post occupancies after de-allocation, login shall be blocked or limited per policy until a new post is assigned. De-allocation shall be audit-logged.</w:t>
+              <w:t>The Sanctioned Posts Master shall reference a Post from the Posts Master (not Role directly), an Office from the Office Hierarchy Master (by Office Code), and sanctioned strength. The Post + Office Type combination shall be validated against the Post–Office-Type Allowed mapping (FR-UM-078). Strength, occupied count, remaining capacity, and whether the post is wholly unoccupied are maintained per Post per Office (FR-UM-066). Occupied count shall include active occupancies and reserved Transfer In occupancies (FR-UM-067) and shall be recalculated by the occupancy refresh job (FR-UM-068).</w:t>
             </w:r>
           </w:p>
         </w:tc>
@@ -5105,7 +5357,7 @@
           </w:tcPr>
           <w:p>
             <w:r>
-              <w:t>FR-UM-059</w:t>
+              <w:t>FR-UM-049</w:t>
             </w:r>
           </w:p>
         </w:tc>
@@ -5115,15 +5367,15 @@
           </w:tcPr>
           <w:p>
             <w:r>
-              <w:t xml:space="preserve">The system shall maintain an Office Hierarchy Master for DSR offices. Structure: MS Building is the Secretariat office (root); under it is IGR Office (Head Office); under the Head Office are District Registrar Offices (DRO); under each District Registrar Office are Sub-Registrar Offices (SRO). Each Office shall have Office Code, Office Name, Office Type (Secretariat / Head Office / District Registrar Office / Sub-Registrar Office), and optional Parent Office. Application Admin shall add, edit, enable/disable, and update offices with audit trail. Sanctioned Posts and Transfer Out / Transfer In office scoping shall use this hierarchy (FR-UM-024, FR-UM-057, </w:t>
+              <w:t xml:space="preserve">Posts Master entries for DSR leadership and staff shall be division-specific where the organisation chart distinguishes them (e.g. POST-DIGR-ADMIN, POST-DIGR-VIG, POST-DIGR-ENF, POST-FDA-ADMIN, </w:t>
             </w:r>
             <w:proofErr w:type="gramStart"/>
             <w:r>
-              <w:t>FR</w:t>
+              <w:t>POST</w:t>
             </w:r>
             <w:proofErr w:type="gramEnd"/>
             <w:r>
-              <w:t>-UM-060). POST-ACS-SEC is sanctioned at MS Building (Secretariat).</w:t>
+              <w:t>-FDA-ENF). Generic posts that would map to all division variants of DIGR/AIGR/FDA/SDA are not permitted in seed data.</w:t>
             </w:r>
           </w:p>
         </w:tc>
@@ -5145,7 +5397,7 @@
           </w:tcPr>
           <w:p>
             <w:r>
-              <w:t>FR-UM-060</w:t>
+              <w:t>FR-UM-033</w:t>
             </w:r>
           </w:p>
         </w:tc>
@@ -5155,7 +5407,7 @@
           </w:tcPr>
           <w:p>
             <w:r>
-              <w:t>The system shall support a Transfer In process for DSR Officers. A superior (within office span per FR-UM-059 and immediate-parent post parentage per FR-UM-043, same rules as Transfer Out — office span does not expand parentage) may assign an officer to a sanctioned post (Post + Office). The system shall allow Transfer In to a post that has available capacity at that office (Occupied &lt; Sanctioned Strength — FR-UM-066(a)), or, when the post is at full strength, only as a reserved future-dated occupancy under FR-UM-067 where relieving is already recorded. While processing Transfer In, the system shall capture Transfer Order / Reporting Order (order number / reference; upload of order document where applicable) and Joining Date. A reserved occupancy shall count toward occupied (FR-UM-066(a)) from the moment it is recorded; login remains blocked until Joining Date (FR-UM-061). The occupancy becomes active and Sanctioned Posts occupied counts are refreshed by the midnight job (FR-UM-068). Transfer In actions shall be audit-logged. Citizens and Other Department users are out of scope for this process.</w:t>
+              <w:t>During Other Department user creation, the system shall allow an optional End Date. If an End Date is entered, the system shall automatically deactivate the user account on that date and block login thereafter.</w:t>
             </w:r>
           </w:p>
         </w:tc>
@@ -5177,7 +5429,7 @@
           </w:tcPr>
           <w:p>
             <w:r>
-              <w:t>FR-UM-061</w:t>
+              <w:t>FR-UM-034</w:t>
             </w:r>
           </w:p>
         </w:tc>
@@ -5187,7 +5439,7 @@
           </w:tcPr>
           <w:p>
             <w:r>
-              <w:t>For a Transfer In occupancy (FR-UM-060), including a reserved occupancy under FR-UM-067, the user shall be allowed to log in and use that post only from 12:00 AM IST (start) of the Joining Date onwards. Before 12:00 AM IST of the Joining Date, login for that post shall be blocked (or the occupancy shall not appear as selectable under FR-UM-052). The occupancy refresh job (FR-UM-068) shall activate the reserved occupancy as of Joining Date so that from 12:00 AM IST on the Joining Date the post occupancy is available for login and session selection.</w:t>
+              <w:t>When assigning a role to a user, the system shall present only roles whose Role Category matches the user's User Category (Citizen roles for Citizens, DSR roles for DSR Officers, Other Department roles for Other Department users).</w:t>
             </w:r>
           </w:p>
         </w:tc>
@@ -5209,7 +5461,7 @@
           </w:tcPr>
           <w:p>
             <w:r>
-              <w:t>FR-UM-067</w:t>
+              <w:t>FR-UM-035</w:t>
             </w:r>
           </w:p>
         </w:tc>
@@ -5219,11 +5471,179 @@
           </w:tcPr>
           <w:p>
             <w:r>
-              <w:t xml:space="preserve">Where a Transfer In is required against a Post + Office that is currently at full sanctioned strength, the system shall allow a future-dated Transfer In only if a relieving (FR-UM-057) has already been recorded for an occupancy of that same Post + Office, and that relieving slot is not already reserved by another Transfer In. The Joining Date shall be on or after the calendar day following the Relieving Date of the occupancy being replaced (i.e. after 11:59 PM IST </w:t>
+              <w:t>The Role Master shall include the seed roles listed in Section 6.5.4 for Role Category = Citizen, Role Category = Other Department, and Role Category = DSR (Department). Application Admin may add, edit, or deactivate roles within each Role Category.</w:t>
+            </w:r>
+          </w:p>
+        </w:tc>
+        <w:tc>
+          <w:tcPr>
+            <w:tcW w:w="1600" w:type="dxa"/>
+          </w:tcPr>
+          <w:p>
+            <w:r>
+              <w:t>High</w:t>
+            </w:r>
+          </w:p>
+        </w:tc>
+      </w:tr>
+      <w:tr>
+        <w:tc>
+          <w:tcPr>
+            <w:tcW w:w="1200" w:type="dxa"/>
+          </w:tcPr>
+          <w:p>
+            <w:r>
+              <w:t>FR-UM-036</w:t>
+            </w:r>
+          </w:p>
+        </w:tc>
+        <w:tc>
+          <w:tcPr>
+            <w:tcW w:w="6260" w:type="dxa"/>
+          </w:tcPr>
+          <w:p>
+            <w:r>
+              <w:t>The system shall maintain a Module Master of application modules (including Registration of Documents, Marriage Registration, Encumbrance Search, Certified Copy, and others listed in Section 6.5.6). Modules are not DSR organisational roles; they define functional areas to which roles are mapped. Registration of Documents is a single module with no online/offline classification in this master.</w:t>
+            </w:r>
+          </w:p>
+        </w:tc>
+        <w:tc>
+          <w:tcPr>
+            <w:tcW w:w="1600" w:type="dxa"/>
+          </w:tcPr>
+          <w:p>
+            <w:r>
+              <w:t>High</w:t>
+            </w:r>
+          </w:p>
+        </w:tc>
+      </w:tr>
+      <w:tr>
+        <w:tc>
+          <w:tcPr>
+            <w:tcW w:w="1200" w:type="dxa"/>
+          </w:tcPr>
+          <w:p>
+            <w:r>
+              <w:t>FR-UM-037</w:t>
+            </w:r>
+          </w:p>
+        </w:tc>
+        <w:tc>
+          <w:tcPr>
+            <w:tcW w:w="6260" w:type="dxa"/>
+          </w:tcPr>
+          <w:p>
+            <w:r>
+              <w:t>The system shall allow Application Admin to map roles to Module Functions (Role–Module–Function mapping). Access to a module capability is granted only through this mapping (except Application Admin system privileges — see FR-UM-051). Each mapping row shall reference an exact Role Master name (unique role name) and a valid Module Function code. Application Admin shall add, edit, and update mappings with audit trail.</w:t>
+            </w:r>
+          </w:p>
+        </w:tc>
+        <w:tc>
+          <w:tcPr>
+            <w:tcW w:w="1600" w:type="dxa"/>
+          </w:tcPr>
+          <w:p>
+            <w:r>
+              <w:t>High</w:t>
+            </w:r>
+          </w:p>
+        </w:tc>
+      </w:tr>
+      <w:tr>
+        <w:tc>
+          <w:tcPr>
+            <w:tcW w:w="1200" w:type="dxa"/>
+          </w:tcPr>
+          <w:p>
+            <w:r>
+              <w:t>FR-UM-039</w:t>
+            </w:r>
+          </w:p>
+        </w:tc>
+        <w:tc>
+          <w:tcPr>
+            <w:tcW w:w="6260" w:type="dxa"/>
+          </w:tcPr>
+          <w:p>
+            <w:r>
+              <w:t>The system shall maintain a Module Function Master under each module (e.g. VIEW, ADD, EDIT, APPROVE, SIGN, PRINT, DOWNLOAD). Application Admin shall add, edit, and update module functions.</w:t>
+            </w:r>
+          </w:p>
+        </w:tc>
+        <w:tc>
+          <w:tcPr>
+            <w:tcW w:w="1600" w:type="dxa"/>
+          </w:tcPr>
+          <w:p>
+            <w:r>
+              <w:t>High</w:t>
+            </w:r>
+          </w:p>
+        </w:tc>
+      </w:tr>
+      <w:tr>
+        <w:tc>
+          <w:tcPr>
+            <w:tcW w:w="1200" w:type="dxa"/>
+          </w:tcPr>
+          <w:p>
+            <w:r>
+              <w:t>FR-UM-040</w:t>
+            </w:r>
+          </w:p>
+        </w:tc>
+        <w:tc>
+          <w:tcPr>
+            <w:tcW w:w="6260" w:type="dxa"/>
+          </w:tcPr>
+          <w:p>
+            <w:r>
+              <w:t xml:space="preserve">The system shall maintain a Resource Master of APIs and URLs linked to Module Functions (resource type API or URL, HTTP method, path pattern, </w:t>
+            </w:r>
+            <w:proofErr w:type="gramStart"/>
+            <w:r>
+              <w:t>Is</w:t>
+            </w:r>
+            <w:proofErr w:type="gramEnd"/>
+            <w:r>
+              <w:t xml:space="preserve"> Public flag). Application Admin shall add, edit, and update resources. Roles shall not store raw API/URL lists; access is resolved via Role → Module Function → Resource. Is Public = Yes marks resources accessible without authentication (deny-by-default otherwise — FR-UM-041).</w:t>
+            </w:r>
+          </w:p>
+        </w:tc>
+        <w:tc>
+          <w:tcPr>
+            <w:tcW w:w="1600" w:type="dxa"/>
+          </w:tcPr>
+          <w:p>
+            <w:r>
+              <w:t>High</w:t>
+            </w:r>
+          </w:p>
+        </w:tc>
+      </w:tr>
+      <w:tr>
+        <w:tc>
+          <w:tcPr>
+            <w:tcW w:w="1200" w:type="dxa"/>
+          </w:tcPr>
+          <w:p>
+            <w:r>
+              <w:t>FR-UM-041</w:t>
+            </w:r>
+          </w:p>
+        </w:tc>
+        <w:tc>
+          <w:tcPr>
+            <w:tcW w:w="6260" w:type="dxa"/>
+          </w:tcPr>
+          <w:p>
+            <w:r>
+              <w:t xml:space="preserve">At runtime the application shall enforce access as follows: resolve the user's session roles (for DSR Officers: assigned post from FR-UM-052 when no additional charge is active; additional charge post only when FR-UM-053 is active); load Role–Module–Function claims per FR-UM-038; for each API/URL request look up the Resource Master using Type + Method + Path </w:t>
             </w:r>
             <w:r>
               <w:lastRenderedPageBreak/>
-              <w:t>of Relieving Date — example: outgoing officer relieved 31-Aug, incoming Joining Date 01-Sep or later). Recording the Transfer In shall immediately reserve one unit of capacity: the reserved occupancy counts toward Occupied for FR-UM-066(a) so that a second incoming officer cannot be assigned to the same slot, but the incoming officer cannot log in until Joining Date (FR-UM-061). If no relieving is recorded for that Post + Office, Transfer In to a full post shall remain blocked. Transfer In to a post that already has available capacity does not require a prior relieving.</w:t>
+              <w:t>pattern matching with the most specific matching pattern taking precedence when multiple patterns match (longer / more specific path wins over shorter prefix). If no resource matches, access shall be denied (HTTP 403) unless the resource is explicitly marked Is Public = Yes in the Resource Master — deny-by-default. Allow only if the user holds the required Module Function for a matched non-public resource; otherwise deny (HTTP 403) and audit the attempt. Application Admin system principals are authorised for FN-UM-ADMIN outside Role–Module–Function mapping (FR-UM-051).</w:t>
             </w:r>
           </w:p>
         </w:tc>
@@ -5246,7 +5666,7 @@
           </w:tcPr>
           <w:p>
             <w:r>
-              <w:t>FR-UM-068</w:t>
+              <w:t>FR-UM-050</w:t>
             </w:r>
           </w:p>
         </w:tc>
@@ -5256,7 +5676,7 @@
           </w:tcPr>
           <w:p>
             <w:r>
-              <w:t>The system shall run a scheduled occupancy refresh job shortly after midnight IST each calendar day (after 12:00 AM IST). On each run the job shall: (1) de-allocate user–post occupancies whose Relieving Date has ended (FR-UM-058) or whose optional occupancy End Date has been reached (FR-UM-030); (2) activate reserved Transfer In occupancies whose Joining Date is the current calendar day (FR-UM-060, FR-UM-061, FR-UM-067); (3) recalculate and persist occupied count, remaining capacity, and wholly-unoccupied flag on the Sanctioned Posts Master for every Post + Office affected (FR-UM-048, FR-UM-066); (4) refresh the officer's effective post assignments so that login post selection (FR-UM-052) reflects only occupancies that are active as of that day. The job shall be idempotent, audit-logged (run timestamp, occupancies ended, occupancies activated, before/after occupied counts), and shall raise an operational alert on failure so that relieving and joining dates are not left unenforced.</w:t>
+              <w:t>Role–Module–Function mapping entries shall be validated against exact Role Master names (referential integrity). The system shall reject save of a mapping whose Role name does not match an active Role Master entry character-for-character (e.g. bare FDA is invalid when only FDA (Admin), FDA (Enforcement), etc. exist). Post–Role mapping and Hierarchy Master entries shall reference Posts Master Post Name character-for-character (same discipline as Role names). Same integrity pattern as Hierarchy ↔ Posts (FR-UM-044).</w:t>
             </w:r>
           </w:p>
         </w:tc>
@@ -5278,7 +5698,7 @@
           </w:tcPr>
           <w:p>
             <w:r>
-              <w:t>FR-UM-077</w:t>
+              <w:t>FR-UM-051</w:t>
             </w:r>
           </w:p>
         </w:tc>
@@ -5288,7 +5708,7 @@
           </w:tcPr>
           <w:p>
             <w:r>
-              <w:t>The system shall maintain a Division Master — an enumerated list of DSR organisational divisions (Division Code, Division Name, Display Order, Is Active). Posts Master, Hierarchy Master nodes, and Role Master seed groupings shall reference Division Code from this master — free-text division labels shall not be used on new or edited records. Application Admin shall add, edit, enable/disable, and update divisions with audit trail. Seed divisions are listed in Section 6.5.1.</w:t>
+              <w:t>Application Admin is a system-level / deployment-seeded actor, not a Role Master seed role and not created via the normal User Master creation workflow. Privileges for maintaining masters (including FN-UM-ADMIN resources) are granted to this principal outside Role–Module–Function mapping. Application Admin shall not appear as a DSR (or other) row in the Role–Module–Function example catalogue. Dual authorisation / maker-checker is not required for user creation or master maintenance in this module. DSR and Other Department user creation does not capture security questions (FR-UM-055, FR-UM-065).</w:t>
             </w:r>
           </w:p>
         </w:tc>
@@ -5310,7 +5730,7 @@
           </w:tcPr>
           <w:p>
             <w:r>
-              <w:t>FR-UM-078</w:t>
+              <w:t>FR-UM-042</w:t>
             </w:r>
           </w:p>
         </w:tc>
@@ -5320,7 +5740,7 @@
           </w:tcPr>
           <w:p>
             <w:r>
-              <w:t>The system shall maintain a Post–Office-Type Allowed mapping defining which Post codes (from Posts Master) may be sanctioned at which Office Types (from Office Hierarchy Master — Secretariat, Head Office, District Registrar Office, Sub-Registrar Office). When creating or updating a Sanctioned Posts row or assigning a post to an officer, the system shall reject combinations not permitted by this mapping (FR-UM-024, FR-UM-048). Seed mapping for all active Posts is listed in Section 6.5.3 (e.g. POST-ACS-SEC only at Secretariat / MS Building; POST-SR, POST-FDA-ENF, POST-SDA-ENF, POST-DEO only at Sub-Registrar Office; POST-DRO only at District Registrar Office; POST-IGR and Head Office division posts only at Head Office). Application Admin shall maintain the mapping with audit trail.</w:t>
+              <w:t>Application Admin shall create, edit, enable/disable, and update Module Master, Module Function Master, Resource Master, and Role–Module–Function mapping tables from the User Management admin console. All changes shall be audit-logged.</w:t>
             </w:r>
           </w:p>
         </w:tc>
@@ -5342,7 +5762,7 @@
           </w:tcPr>
           <w:p>
             <w:r>
-              <w:t>FR-UM-046</w:t>
+              <w:t>FR-UM-038</w:t>
             </w:r>
           </w:p>
         </w:tc>
@@ -5352,7 +5772,7 @@
           </w:tcPr>
           <w:p>
             <w:r>
-              <w:t>The system shall maintain a separate Posts Master for DSR establishment posts (e.g. Sub-Registrar (SR), FDA (Enforcement), DEO, DRO, HQA (Enforcement)). Each Posts Master row shall reference a Division Code from the Division Master (FR-UM-077). Application Admin shall add, edit, enable/disable, and update posts. Posts Master is distinct from Role Master.</w:t>
+              <w:t>A user's effective module access for a session shall be determined as follows: for DSR Officers, when no additional charge is active under FR-UM-053, Module Functions mapped to the assigned post (FR-UM-052) apply; when additional charge is active, only Module Functions mapped to the additional charge subordinate post apply — assigned-post privileges are suspended until the officer switches back to assigned-post context without logout; for Other Department users, the single assigned role; for Citizens, assigned Citizen roles.</w:t>
             </w:r>
           </w:p>
         </w:tc>
@@ -5374,7 +5794,7 @@
           </w:tcPr>
           <w:p>
             <w:r>
-              <w:t>FR-UM-047</w:t>
+              <w:t>FR-UM-018</w:t>
             </w:r>
           </w:p>
         </w:tc>
@@ -5384,11 +5804,107 @@
           </w:tcPr>
           <w:p>
             <w:r>
-              <w:t xml:space="preserve">The system shall maintain a Post–Role mapping table. Each Post shall map to the corresponding unique Role(s) from the Role Master. Division-specific posts (e.g. POST-DIGR-ADMIN, POST-DIGR-ENF) shall not be mapped to roles of other divisions, so that assigning one post does not grant Admin + Vigilance + Enforcement access together. Application Admin shall add, edit, and remove mappings with audit trail. One post may map to multiple roles only when those roles intentionally belong to the same post's functional scope (not across unrelated divisions). The system shall block sanctioning or assignment of any Post that has no active Post–Role mapping row — an </w:t>
+              <w:t>The system shall restrict access to features, APIs, and URLs based on the user's assigned role(s) and Role–Module–Function / Resource mappings.</w:t>
+            </w:r>
+          </w:p>
+        </w:tc>
+        <w:tc>
+          <w:tcPr>
+            <w:tcW w:w="1600" w:type="dxa"/>
+          </w:tcPr>
+          <w:p>
+            <w:r>
+              <w:t>High</w:t>
+            </w:r>
+          </w:p>
+        </w:tc>
+      </w:tr>
+      <w:tr>
+        <w:tc>
+          <w:tcPr>
+            <w:tcW w:w="1200" w:type="dxa"/>
+          </w:tcPr>
+          <w:p>
+            <w:r>
+              <w:t>FR-UM-019</w:t>
+            </w:r>
+          </w:p>
+        </w:tc>
+        <w:tc>
+          <w:tcPr>
+            <w:tcW w:w="6260" w:type="dxa"/>
+          </w:tcPr>
+          <w:p>
+            <w:r>
+              <w:t>The system shall maintain DSR organizational divisions in the Division Master (FR-UM-077) and DSR roles within the unified Role Master (Role Category = DSR) as defined in Section 6.5.1 and the DSR Officer Hierarchy Master in Section 6.5.7.</w:t>
+            </w:r>
+          </w:p>
+        </w:tc>
+        <w:tc>
+          <w:tcPr>
+            <w:tcW w:w="1600" w:type="dxa"/>
+          </w:tcPr>
+          <w:p>
+            <w:r>
+              <w:t>High</w:t>
+            </w:r>
+          </w:p>
+        </w:tc>
+      </w:tr>
+      <w:tr>
+        <w:tc>
+          <w:tcPr>
+            <w:tcW w:w="1200" w:type="dxa"/>
+          </w:tcPr>
+          <w:p>
+            <w:r>
+              <w:t>FR-UM-043</w:t>
+            </w:r>
+          </w:p>
+        </w:tc>
+        <w:tc>
+          <w:tcPr>
+            <w:tcW w:w="6260" w:type="dxa"/>
+          </w:tcPr>
+          <w:p>
+            <w:r>
+              <w:t>The system shall maintain a DSR Officer Hierarchy Master representing the reporting structure of Department officers (organisational chart). Each hierarchy node shall reference a Post from the Posts Master (not a Role) and an optional parent hierarchy node (also a Post). Application Admin shall add, edit, reorder, enable/disable, and update hierarchy nodes with audit trail. Reporting lines are position-based so that a specific post holder has one parent post in the tree.</w:t>
+            </w:r>
+          </w:p>
+        </w:tc>
+        <w:tc>
+          <w:tcPr>
+            <w:tcW w:w="1600" w:type="dxa"/>
+          </w:tcPr>
+          <w:p>
+            <w:r>
+              <w:t>High</w:t>
+            </w:r>
+          </w:p>
+        </w:tc>
+      </w:tr>
+      <w:tr>
+        <w:tc>
+          <w:tcPr>
+            <w:tcW w:w="1200" w:type="dxa"/>
+          </w:tcPr>
+          <w:p>
+            <w:r>
+              <w:t>FR-UM-044</w:t>
+            </w:r>
+          </w:p>
+        </w:tc>
+        <w:tc>
+          <w:tcPr>
+            <w:tcW w:w="6260" w:type="dxa"/>
+          </w:tcPr>
+          <w:p>
+            <w:r>
+              <w:t xml:space="preserve">The DSR Officer Hierarchy Master shall seed and support the structure: Additional Chief Secretary / Principal Secretary / Secretary → Inspector General of Registration &amp; Commissioner of Stamps → Divisions (Admin Law </w:t>
             </w:r>
             <w:r>
               <w:lastRenderedPageBreak/>
-              <w:t>officer assigned to an unmapped post would receive zero roles (FR-UM-017). Example rows in this BRD are the complete seed mapping for all active Posts; Application Admin may add further mappings with audit trail. Domain Expert (Prabhakar Naik) shall confirm the seed list before go-live.</w:t>
+              <w:t>&amp; Computers; Vigilance; Computers; Enforcement; Intelligence &amp; Audit; DIGR CVC) with subordinate posts as listed in Section 6.5.7. Every hierarchy node Post must exist in Posts Master; every mapped Role in Post–Role mapping must exist in Role Master with a unique role name.</w:t>
             </w:r>
           </w:p>
         </w:tc>
@@ -5411,7 +5927,7 @@
           </w:tcPr>
           <w:p>
             <w:r>
-              <w:t>FR-UM-048</w:t>
+              <w:t>FR-UM-024</w:t>
             </w:r>
           </w:p>
         </w:tc>
@@ -5421,7 +5937,7 @@
           </w:tcPr>
           <w:p>
             <w:r>
-              <w:t>The Sanctioned Posts Master shall reference a Post from the Posts Master (not Role directly), an Office from the Office Hierarchy Master (by Office Code), and sanctioned strength. The Post + Office Type combination shall be validated against the Post–Office-Type Allowed mapping (FR-UM-078). Strength, occupied count, remaining capacity, and whether the post is wholly unoccupied are maintained per Post per Office (FR-UM-066). Occupied count shall include active occupancies and reserved Transfer In occupancies (FR-UM-067) and shall be recalculated by the occupancy refresh job (FR-UM-068).</w:t>
+              <w:t>The system shall maintain a Sanctioned Posts Master that references Posts Master entries and records sanctioned strength (approved headcount) for each Post at each office. Sanctioned strength applies only to DSR Posts Master entries. Each row shall satisfy Post–Office-Type Allowed rules (FR-UM-078).</w:t>
             </w:r>
           </w:p>
         </w:tc>
@@ -5443,7 +5959,7 @@
           </w:tcPr>
           <w:p>
             <w:r>
-              <w:t>FR-UM-049</w:t>
+              <w:t>FR-UM-025</w:t>
             </w:r>
           </w:p>
         </w:tc>
@@ -5453,15 +5969,7 @@
           </w:tcPr>
           <w:p>
             <w:r>
-              <w:t xml:space="preserve">Posts Master entries for DSR leadership and staff shall be division-specific where the organisation chart distinguishes them (e.g. POST-DIGR-ADMIN, POST-DIGR-VIG, POST-DIGR-ENF, POST-FDA-ADMIN, </w:t>
-            </w:r>
-            <w:proofErr w:type="gramStart"/>
-            <w:r>
-              <w:t>POST</w:t>
-            </w:r>
-            <w:proofErr w:type="gramEnd"/>
-            <w:r>
-              <w:t>-FDA-ENF). Generic posts that would map to all division variants of DIGR/AIGR/FDA/SDA are not permitted in seed data.</w:t>
+              <w:t>The system shall allow Application Admin to configure and update sanctioned strength per Post per office in the Sanctioned Posts Master, with audit trail of changes. Invalid Post + Office Type combinations shall be blocked (FR-UM-078).</w:t>
             </w:r>
           </w:p>
         </w:tc>
@@ -5483,7 +5991,7 @@
           </w:tcPr>
           <w:p>
             <w:r>
-              <w:t>FR-UM-033</w:t>
+              <w:t>FR-UM-026</w:t>
             </w:r>
           </w:p>
         </w:tc>
@@ -5493,7 +6001,7 @@
           </w:tcPr>
           <w:p>
             <w:r>
-              <w:t>During Other Department user creation, the system shall allow an optional End Date. If an End Date is entered, the system shall automatically deactivate the user account on that date and block login thereafter.</w:t>
+              <w:t>DSR department users shall be assigned only to posts defined in the Posts Master and sanctioned in the Sanctioned Posts Master. A user may hold multiple post occupancies. Assignment to an unlisted post, or to a sanctioned post already at full strength (over-capacity), shall be blocked (FR-UM-066(a)).</w:t>
             </w:r>
           </w:p>
         </w:tc>
@@ -5515,7 +6023,7 @@
           </w:tcPr>
           <w:p>
             <w:r>
-              <w:t>FR-UM-034</w:t>
+              <w:t>FR-UM-027</w:t>
             </w:r>
           </w:p>
         </w:tc>
@@ -5525,7 +6033,7 @@
           </w:tcPr>
           <w:p>
             <w:r>
-              <w:t>When assigning a role to a user, the system shall present only roles whose Role Category matches the user's User Category (Citizen roles for Citizens, DSR roles for DSR Officers, Other Department roles for Other Department users).</w:t>
+              <w:t>The system shall display sanctioned strength, occupied count, and remaining vacancies per Post per office, and prevent over-capacity assignment. When assigning posts to a DSR Officer, only sanctioned posts with available capacity shall be selectable (FR-UM-066(a)). Screens shall make clear whether a post is wholly unoccupied or only partly filled, since FR-UM-053 requires a wholly unoccupied post (FR-UM-066(b)). Occupied count shall include reserved Transfer In occupancies (FR-UM-067) and shall be kept current by the occupancy refresh job (FR-UM-068).</w:t>
             </w:r>
           </w:p>
         </w:tc>
@@ -5547,7 +6055,7 @@
           </w:tcPr>
           <w:p>
             <w:r>
-              <w:t>FR-UM-035</w:t>
+              <w:t>FR-UM-032</w:t>
             </w:r>
           </w:p>
         </w:tc>
@@ -5557,7 +6065,7 @@
           </w:tcPr>
           <w:p>
             <w:r>
-              <w:t>The Role Master shall include the seed roles listed in Section 6.5.4 for Role Category = Citizen, Role Category = Other Department, and Role Category = DSR (Department). Application Admin may add, edit, or deactivate roles within each Role Category.</w:t>
+              <w:t>The system shall provide dedicated step-by-step workflows for role assignment during user creation for DSR Officers (Section 6.6.1) and Other Department users (Section 6.6.2).</w:t>
             </w:r>
           </w:p>
         </w:tc>
@@ -5579,7 +6087,7 @@
           </w:tcPr>
           <w:p>
             <w:r>
-              <w:t>FR-UM-036</w:t>
+              <w:t>FR-UM-079</w:t>
             </w:r>
           </w:p>
         </w:tc>
@@ -5589,7 +6097,7 @@
           </w:tcPr>
           <w:p>
             <w:r>
-              <w:t>The system shall maintain a Module Master of application modules (including Registration of Documents, Marriage Registration, Encumbrance Search, Certified Copy, and others listed in Section 6.5.6). Modules are not DSR organisational roles; they define functional areas to which roles are mapped. Registration of Documents is a single module with no online/offline classification in this master.</w:t>
+              <w:t>The system shall allow a hierarchy superior to record a Temporary Absence against an active DSR Officer post occupancy (Post + Office). Absence types shall include Leave, OOD (Out of Duty / Office Duty), and Other, with a mandatory reason code, inclusive from_date and to_date (IST calendar days), and optional order reference / uploaded order document. Absence shall be recorded by the superior only — the absent officer shall have no self-service create or approve path. The absence is a linked record on the occupancy; it shall not end the occupancy and shall not substitute for Transfer Out / relieving (FR-UM-057) or deputation End Date (FR-UM-030). Scope to create/amend/cancel shall follow office span (FR-UM-059) and immediate-parent post parentage (FR-UM-043) — the same filters as Transfer Out. Citizens and Other Department users are out of scope. All create, amend, and cancel actions shall be audit-logged.</w:t>
             </w:r>
           </w:p>
         </w:tc>
@@ -5611,7 +6119,7 @@
           </w:tcPr>
           <w:p>
             <w:r>
-              <w:t>FR-UM-037</w:t>
+              <w:t>FR-UM-080</w:t>
             </w:r>
           </w:p>
         </w:tc>
@@ -5621,7 +6129,15 @@
           </w:tcPr>
           <w:p>
             <w:r>
-              <w:t>The system shall allow Application Admin to map roles to Module Functions (Role–Module–Function mapping). Access to a module capability is granted only through this mapping (except Application Admin system privileges — see FR-UM-051). Each mapping row shall reference an exact Role Master name (unique role name) and a valid Module Function code. Application Admin shall add, edit, and update mappings with audit trail.</w:t>
+              <w:t xml:space="preserve">While an Approved temporary absence covers the current IST calendar day for any of an officer's active post occupancies (effective absence), the system shall deny login for that Username (KGID). The officer shall not select another assigned post under FR-UM-052 for the same period. On cancel of the absence, or after 23:59 IST of to_date (FR-UM-084 / FR-UM-068), login shall be allowed again. The login denial message shall state that the officer is on Leave / OOD / Other until the </w:t>
+            </w:r>
+            <w:proofErr w:type="spellStart"/>
+            <w:r>
+              <w:t>to_date</w:t>
+            </w:r>
+            <w:proofErr w:type="spellEnd"/>
+            <w:r>
+              <w:t>.</w:t>
             </w:r>
           </w:p>
         </w:tc>
@@ -5643,7 +6159,7 @@
           </w:tcPr>
           <w:p>
             <w:r>
-              <w:t>FR-UM-039</w:t>
+              <w:t>FR-UM-081</w:t>
             </w:r>
           </w:p>
         </w:tc>
@@ -5653,7 +6169,11 @@
           </w:tcPr>
           <w:p>
             <w:r>
-              <w:t>The system shall maintain a Module Function Master under each module (e.g. VIEW, ADD, EDIT, APPROVE, SIGN, PRINT, DOWNLOAD). Application Admin shall add, edit, and update module functions.</w:t>
+              <w:t xml:space="preserve">Temporary absence shall not free sanctioned capacity. The absent occupancy shall continue to count toward Occupied for available-capacity tests (FR-UM-066(a)) and for Transfer In / reserved occupancy (FR-UM-067). Transfer In shall not treat the post as vacant solely because of absence. </w:t>
+            </w:r>
+            <w:r>
+              <w:lastRenderedPageBreak/>
+              <w:t>Wholly-unoccupied tests for FR-UM-053 additional charge (FR-UM-066(b)) remain Occupied = 0 and are unaffected — an occupied-but-absent post shall not be offered under FR-UM-053.</w:t>
             </w:r>
           </w:p>
         </w:tc>
@@ -5663,605 +6183,7 @@
           </w:tcPr>
           <w:p>
             <w:r>
-              <w:t>High</w:t>
-            </w:r>
-          </w:p>
-        </w:tc>
-      </w:tr>
-      <w:tr>
-        <w:tc>
-          <w:tcPr>
-            <w:tcW w:w="1200" w:type="dxa"/>
-          </w:tcPr>
-          <w:p>
-            <w:r>
-              <w:t>FR-UM-040</w:t>
-            </w:r>
-          </w:p>
-        </w:tc>
-        <w:tc>
-          <w:tcPr>
-            <w:tcW w:w="6260" w:type="dxa"/>
-          </w:tcPr>
-          <w:p>
-            <w:r>
-              <w:t xml:space="preserve">The system shall maintain a Resource Master of APIs and URLs linked to Module Functions (resource type API or URL, HTTP method, path pattern, </w:t>
-            </w:r>
-            <w:proofErr w:type="gramStart"/>
-            <w:r>
-              <w:t>Is</w:t>
-            </w:r>
-            <w:proofErr w:type="gramEnd"/>
-            <w:r>
-              <w:t xml:space="preserve"> Public flag). Application Admin shall add, edit, and update resources. Roles shall not store raw API/URL lists; access is resolved via Role → Module Function → Resource. Is Public = Yes marks resources accessible without authentication (deny-by-default otherwise — FR-UM-041).</w:t>
-            </w:r>
-          </w:p>
-        </w:tc>
-        <w:tc>
-          <w:tcPr>
-            <w:tcW w:w="1600" w:type="dxa"/>
-          </w:tcPr>
-          <w:p>
-            <w:r>
-              <w:t>High</w:t>
-            </w:r>
-          </w:p>
-        </w:tc>
-      </w:tr>
-      <w:tr>
-        <w:tc>
-          <w:tcPr>
-            <w:tcW w:w="1200" w:type="dxa"/>
-          </w:tcPr>
-          <w:p>
-            <w:r>
-              <w:t>FR-UM-041</w:t>
-            </w:r>
-          </w:p>
-        </w:tc>
-        <w:tc>
-          <w:tcPr>
-            <w:tcW w:w="6260" w:type="dxa"/>
-          </w:tcPr>
-          <w:p>
-            <w:r>
-              <w:t xml:space="preserve">At runtime the application shall enforce access as follows: resolve the user's session roles (for DSR Officers: assigned post from FR-UM-052 when no additional charge is active; additional charge post only when FR-UM-053 is </w:t>
-            </w:r>
-            <w:r>
               <w:lastRenderedPageBreak/>
-              <w:t>active); load Role–Module–Function claims per FR-UM-038; for each API/URL request look up the Resource Master using Type + Method + Path pattern matching with the most specific matching pattern taking precedence when multiple patterns match (longer / more specific path wins over shorter prefix). If no resource matches, access shall be denied (HTTP 403) unless the resource is explicitly marked Is Public = Yes in the Resource Master — deny-by-default. Allow only if the user holds the required Module Function for a matched non-public resource; otherwise deny (HTTP 403) and audit the attempt. Application Admin system principals are authorised for FN-UM-ADMIN outside Role–Module–Function mapping (FR-UM-051).</w:t>
-            </w:r>
-          </w:p>
-        </w:tc>
-        <w:tc>
-          <w:tcPr>
-            <w:tcW w:w="1600" w:type="dxa"/>
-          </w:tcPr>
-          <w:p>
-            <w:r>
-              <w:lastRenderedPageBreak/>
-              <w:t>High</w:t>
-            </w:r>
-          </w:p>
-        </w:tc>
-      </w:tr>
-      <w:tr>
-        <w:tc>
-          <w:tcPr>
-            <w:tcW w:w="1200" w:type="dxa"/>
-          </w:tcPr>
-          <w:p>
-            <w:r>
-              <w:t>FR-UM-050</w:t>
-            </w:r>
-          </w:p>
-        </w:tc>
-        <w:tc>
-          <w:tcPr>
-            <w:tcW w:w="6260" w:type="dxa"/>
-          </w:tcPr>
-          <w:p>
-            <w:r>
-              <w:t>Role–Module–Function mapping entries shall be validated against exact Role Master names (referential integrity). The system shall reject save of a mapping whose Role name does not match an active Role Master entry character-for-character (e.g. bare FDA is invalid when only FDA (Admin), FDA (Enforcement), etc. exist). Post–Role mapping and Hierarchy Master entries shall reference Posts Master Post Name character-for-character (same discipline as Role names). Same integrity pattern as Hierarchy ↔ Posts (FR-UM-044).</w:t>
-            </w:r>
-          </w:p>
-        </w:tc>
-        <w:tc>
-          <w:tcPr>
-            <w:tcW w:w="1600" w:type="dxa"/>
-          </w:tcPr>
-          <w:p>
-            <w:r>
-              <w:t>High</w:t>
-            </w:r>
-          </w:p>
-        </w:tc>
-      </w:tr>
-      <w:tr>
-        <w:tc>
-          <w:tcPr>
-            <w:tcW w:w="1200" w:type="dxa"/>
-          </w:tcPr>
-          <w:p>
-            <w:r>
-              <w:t>FR-UM-051</w:t>
-            </w:r>
-          </w:p>
-        </w:tc>
-        <w:tc>
-          <w:tcPr>
-            <w:tcW w:w="6260" w:type="dxa"/>
-          </w:tcPr>
-          <w:p>
-            <w:r>
-              <w:t>Application Admin is a system-level / deployment-seeded actor, not a Role Master seed role and not created via the normal User Master creation workflow. Privileges for maintaining masters (including FN-UM-ADMIN resources) are granted to this principal outside Role–Module–Function mapping. Application Admin shall not appear as a DSR (or other) row in the Role–Module–Function example catalogue. Dual authorisation / maker-checker is not required for user creation or master maintenance in this module. DSR and Other Department user creation does not capture security questions (FR-UM-055, FR-UM-065).</w:t>
-            </w:r>
-          </w:p>
-        </w:tc>
-        <w:tc>
-          <w:tcPr>
-            <w:tcW w:w="1600" w:type="dxa"/>
-          </w:tcPr>
-          <w:p>
-            <w:r>
-              <w:t>High</w:t>
-            </w:r>
-          </w:p>
-        </w:tc>
-      </w:tr>
-      <w:tr>
-        <w:tc>
-          <w:tcPr>
-            <w:tcW w:w="1200" w:type="dxa"/>
-          </w:tcPr>
-          <w:p>
-            <w:r>
-              <w:t>FR-UM-042</w:t>
-            </w:r>
-          </w:p>
-        </w:tc>
-        <w:tc>
-          <w:tcPr>
-            <w:tcW w:w="6260" w:type="dxa"/>
-          </w:tcPr>
-          <w:p>
-            <w:r>
-              <w:t>Application Admin shall create, edit, enable/disable, and update Module Master, Module Function Master, Resource Master, and Role–Module–Function mapping tables from the User Management admin console. All changes shall be audit-logged.</w:t>
-            </w:r>
-          </w:p>
-        </w:tc>
-        <w:tc>
-          <w:tcPr>
-            <w:tcW w:w="1600" w:type="dxa"/>
-          </w:tcPr>
-          <w:p>
-            <w:r>
-              <w:t>High</w:t>
-            </w:r>
-          </w:p>
-        </w:tc>
-      </w:tr>
-      <w:tr>
-        <w:tc>
-          <w:tcPr>
-            <w:tcW w:w="1200" w:type="dxa"/>
-          </w:tcPr>
-          <w:p>
-            <w:r>
-              <w:t>FR-UM-038</w:t>
-            </w:r>
-          </w:p>
-        </w:tc>
-        <w:tc>
-          <w:tcPr>
-            <w:tcW w:w="6260" w:type="dxa"/>
-          </w:tcPr>
-          <w:p>
-            <w:r>
-              <w:t>A user's effective module access for a session shall be determined as follows: for DSR Officers, when no additional charge is active under FR-UM-053, Module Functions mapped to the assigned post (FR-UM-052) apply; when additional charge is active, only Module Functions mapped to the additional charge subordinate post apply — assigned-post privileges are suspended until the officer switches back to assigned-post context without logout; for Other Department users, the single assigned role; for Citizens, assigned Citizen roles.</w:t>
-            </w:r>
-          </w:p>
-        </w:tc>
-        <w:tc>
-          <w:tcPr>
-            <w:tcW w:w="1600" w:type="dxa"/>
-          </w:tcPr>
-          <w:p>
-            <w:r>
-              <w:t>High</w:t>
-            </w:r>
-          </w:p>
-        </w:tc>
-      </w:tr>
-      <w:tr>
-        <w:tc>
-          <w:tcPr>
-            <w:tcW w:w="1200" w:type="dxa"/>
-          </w:tcPr>
-          <w:p>
-            <w:r>
-              <w:t>FR-UM-018</w:t>
-            </w:r>
-          </w:p>
-        </w:tc>
-        <w:tc>
-          <w:tcPr>
-            <w:tcW w:w="6260" w:type="dxa"/>
-          </w:tcPr>
-          <w:p>
-            <w:r>
-              <w:t>The system shall restrict access to features, APIs, and URLs based on the user's assigned role(s) and Role–Module–Function / Resource mappings.</w:t>
-            </w:r>
-          </w:p>
-        </w:tc>
-        <w:tc>
-          <w:tcPr>
-            <w:tcW w:w="1600" w:type="dxa"/>
-          </w:tcPr>
-          <w:p>
-            <w:r>
-              <w:t>High</w:t>
-            </w:r>
-          </w:p>
-        </w:tc>
-      </w:tr>
-      <w:tr>
-        <w:tc>
-          <w:tcPr>
-            <w:tcW w:w="1200" w:type="dxa"/>
-          </w:tcPr>
-          <w:p>
-            <w:r>
-              <w:t>FR-UM-019</w:t>
-            </w:r>
-          </w:p>
-        </w:tc>
-        <w:tc>
-          <w:tcPr>
-            <w:tcW w:w="6260" w:type="dxa"/>
-          </w:tcPr>
-          <w:p>
-            <w:r>
-              <w:t>The system shall maintain DSR organizational divisions in the Division Master (FR-UM-077) and DSR roles within the unified Role Master (Role Category = DSR) as defined in Section 6.5.1 and the DSR Officer Hierarchy Master in Section 6.5.7.</w:t>
-            </w:r>
-          </w:p>
-        </w:tc>
-        <w:tc>
-          <w:tcPr>
-            <w:tcW w:w="1600" w:type="dxa"/>
-          </w:tcPr>
-          <w:p>
-            <w:r>
-              <w:t>High</w:t>
-            </w:r>
-          </w:p>
-        </w:tc>
-      </w:tr>
-      <w:tr>
-        <w:tc>
-          <w:tcPr>
-            <w:tcW w:w="1200" w:type="dxa"/>
-          </w:tcPr>
-          <w:p>
-            <w:r>
-              <w:t>FR-UM-043</w:t>
-            </w:r>
-          </w:p>
-        </w:tc>
-        <w:tc>
-          <w:tcPr>
-            <w:tcW w:w="6260" w:type="dxa"/>
-          </w:tcPr>
-          <w:p>
-            <w:r>
-              <w:t>The system shall maintain a DSR Officer Hierarchy Master representing the reporting structure of Department officers (organisational chart). Each hierarchy node shall reference a Post from the Posts Master (not a Role) and an optional parent hierarchy node (also a Post). Application Admin shall add, edit, reorder, enable/disable, and update hierarchy nodes with audit trail. Reporting lines are position-based so that a specific post holder has one parent post in the tree.</w:t>
-            </w:r>
-          </w:p>
-        </w:tc>
-        <w:tc>
-          <w:tcPr>
-            <w:tcW w:w="1600" w:type="dxa"/>
-          </w:tcPr>
-          <w:p>
-            <w:r>
-              <w:t>High</w:t>
-            </w:r>
-          </w:p>
-        </w:tc>
-      </w:tr>
-      <w:tr>
-        <w:tc>
-          <w:tcPr>
-            <w:tcW w:w="1200" w:type="dxa"/>
-          </w:tcPr>
-          <w:p>
-            <w:r>
-              <w:lastRenderedPageBreak/>
-              <w:t>FR-UM-044</w:t>
-            </w:r>
-          </w:p>
-        </w:tc>
-        <w:tc>
-          <w:tcPr>
-            <w:tcW w:w="6260" w:type="dxa"/>
-          </w:tcPr>
-          <w:p>
-            <w:r>
-              <w:t>The DSR Officer Hierarchy Master shall seed and support the structure: Additional Chief Secretary / Principal Secretary / Secretary → Inspector General of Registration &amp; Commissioner of Stamps → Divisions (Admin Law &amp; Computers; Vigilance; Computers; Enforcement; Intelligence &amp; Audit; DIGR CVC) with subordinate posts as listed in Section 6.5.7. Every hierarchy node Post must exist in Posts Master; every mapped Role in Post–Role mapping must exist in Role Master with a unique role name.</w:t>
-            </w:r>
-          </w:p>
-        </w:tc>
-        <w:tc>
-          <w:tcPr>
-            <w:tcW w:w="1600" w:type="dxa"/>
-          </w:tcPr>
-          <w:p>
-            <w:r>
-              <w:t>High</w:t>
-            </w:r>
-          </w:p>
-        </w:tc>
-      </w:tr>
-      <w:tr>
-        <w:tc>
-          <w:tcPr>
-            <w:tcW w:w="1200" w:type="dxa"/>
-          </w:tcPr>
-          <w:p>
-            <w:r>
-              <w:t>FR-UM-024</w:t>
-            </w:r>
-          </w:p>
-        </w:tc>
-        <w:tc>
-          <w:tcPr>
-            <w:tcW w:w="6260" w:type="dxa"/>
-          </w:tcPr>
-          <w:p>
-            <w:r>
-              <w:t>The system shall maintain a Sanctioned Posts Master that references Posts Master entries and records sanctioned strength (approved headcount) for each Post at each office. Sanctioned strength applies only to DSR Posts Master entries. Each row shall satisfy Post–Office-Type Allowed rules (FR-UM-078).</w:t>
-            </w:r>
-          </w:p>
-        </w:tc>
-        <w:tc>
-          <w:tcPr>
-            <w:tcW w:w="1600" w:type="dxa"/>
-          </w:tcPr>
-          <w:p>
-            <w:r>
-              <w:t>High</w:t>
-            </w:r>
-          </w:p>
-        </w:tc>
-      </w:tr>
-      <w:tr>
-        <w:tc>
-          <w:tcPr>
-            <w:tcW w:w="1200" w:type="dxa"/>
-          </w:tcPr>
-          <w:p>
-            <w:r>
-              <w:t>FR-UM-025</w:t>
-            </w:r>
-          </w:p>
-        </w:tc>
-        <w:tc>
-          <w:tcPr>
-            <w:tcW w:w="6260" w:type="dxa"/>
-          </w:tcPr>
-          <w:p>
-            <w:r>
-              <w:t>The system shall allow Application Admin to configure and update sanctioned strength per Post per office in the Sanctioned Posts Master, with audit trail of changes. Invalid Post + Office Type combinations shall be blocked (FR-UM-078).</w:t>
-            </w:r>
-          </w:p>
-        </w:tc>
-        <w:tc>
-          <w:tcPr>
-            <w:tcW w:w="1600" w:type="dxa"/>
-          </w:tcPr>
-          <w:p>
-            <w:r>
-              <w:t>High</w:t>
-            </w:r>
-          </w:p>
-        </w:tc>
-      </w:tr>
-      <w:tr>
-        <w:tc>
-          <w:tcPr>
-            <w:tcW w:w="1200" w:type="dxa"/>
-          </w:tcPr>
-          <w:p>
-            <w:r>
-              <w:t>FR-UM-026</w:t>
-            </w:r>
-          </w:p>
-        </w:tc>
-        <w:tc>
-          <w:tcPr>
-            <w:tcW w:w="6260" w:type="dxa"/>
-          </w:tcPr>
-          <w:p>
-            <w:r>
-              <w:t>DSR department users shall be assigned only to posts defined in the Posts Master and sanctioned in the Sanctioned Posts Master. A user may hold multiple post occupancies. Assignment to an unlisted post, or to a sanctioned post already at full strength (over-capacity), shall be blocked (FR-UM-066(a)).</w:t>
-            </w:r>
-          </w:p>
-        </w:tc>
-        <w:tc>
-          <w:tcPr>
-            <w:tcW w:w="1600" w:type="dxa"/>
-          </w:tcPr>
-          <w:p>
-            <w:r>
-              <w:t>High</w:t>
-            </w:r>
-          </w:p>
-        </w:tc>
-      </w:tr>
-      <w:tr>
-        <w:tc>
-          <w:tcPr>
-            <w:tcW w:w="1200" w:type="dxa"/>
-          </w:tcPr>
-          <w:p>
-            <w:r>
-              <w:t>FR-UM-027</w:t>
-            </w:r>
-          </w:p>
-        </w:tc>
-        <w:tc>
-          <w:tcPr>
-            <w:tcW w:w="6260" w:type="dxa"/>
-          </w:tcPr>
-          <w:p>
-            <w:r>
-              <w:t>The system shall display sanctioned strength, occupied count, and remaining vacancies per Post per office, and prevent over-capacity assignment. When assigning posts to a DSR Officer, only sanctioned posts with available capacity shall be selectable (FR-UM-066(a)). Screens shall make clear whether a post is wholly unoccupied or only partly filled, since FR-UM-053 requires a wholly unoccupied post (FR-UM-066(b)). Occupied count shall include reserved Transfer In occupancies (FR-UM-067) and shall be kept current by the occupancy refresh job (FR-UM-068).</w:t>
-            </w:r>
-          </w:p>
-        </w:tc>
-        <w:tc>
-          <w:tcPr>
-            <w:tcW w:w="1600" w:type="dxa"/>
-          </w:tcPr>
-          <w:p>
-            <w:r>
-              <w:t>High</w:t>
-            </w:r>
-          </w:p>
-        </w:tc>
-      </w:tr>
-      <w:tr>
-        <w:tc>
-          <w:tcPr>
-            <w:tcW w:w="1200" w:type="dxa"/>
-          </w:tcPr>
-          <w:p>
-            <w:r>
-              <w:t>FR-UM-032</w:t>
-            </w:r>
-          </w:p>
-        </w:tc>
-        <w:tc>
-          <w:tcPr>
-            <w:tcW w:w="6260" w:type="dxa"/>
-          </w:tcPr>
-          <w:p>
-            <w:r>
-              <w:t>The system shall provide dedicated step-by-step workflows for role assignment during user creation for DSR Officers (Section 6.6.1) and Other Department users (Section 6.6.2).</w:t>
-            </w:r>
-          </w:p>
-        </w:tc>
-        <w:tc>
-          <w:tcPr>
-            <w:tcW w:w="1600" w:type="dxa"/>
-          </w:tcPr>
-          <w:p>
-            <w:r>
-              <w:t>High</w:t>
-            </w:r>
-          </w:p>
-        </w:tc>
-      </w:tr>
-      <w:tr>
-        <w:tc>
-          <w:tcPr>
-            <w:tcW w:w="1200" w:type="dxa"/>
-          </w:tcPr>
-          <w:p>
-            <w:r>
-              <w:t>FR-UM-079</w:t>
-            </w:r>
-          </w:p>
-        </w:tc>
-        <w:tc>
-          <w:tcPr>
-            <w:tcW w:w="6260" w:type="dxa"/>
-          </w:tcPr>
-          <w:p>
-            <w:r>
-              <w:t>The system shall allow a hierarchy superior to record a Temporary Absence against an active DSR Officer post occupancy (Post + Office). Absence types shall include Leave, OOD (Out of Duty / Office Duty), and Other, with a mandatory reason code, inclusive from_date and to_date (IST calendar days), and optional order reference / uploaded order document. Absence shall be recorded by the superior only — the absent officer shall have no self-service create or approve path. The absence is a linked record on the occupancy; it shall not end the occupancy and shall not substitute for Transfer Out / relieving (FR-UM-057) or deputation End Date (FR-UM-030). Scope to create/amend/cancel shall follow office span (FR-UM-059) and immediate-parent post parentage (FR-UM-043) — the same filters as Transfer Out. Citizens and Other Department users are out of scope. All create, amend, and cancel actions shall be audit-logged.</w:t>
-            </w:r>
-          </w:p>
-        </w:tc>
-        <w:tc>
-          <w:tcPr>
-            <w:tcW w:w="1600" w:type="dxa"/>
-          </w:tcPr>
-          <w:p>
-            <w:r>
-              <w:t>High</w:t>
-            </w:r>
-          </w:p>
-        </w:tc>
-      </w:tr>
-      <w:tr>
-        <w:tc>
-          <w:tcPr>
-            <w:tcW w:w="1200" w:type="dxa"/>
-          </w:tcPr>
-          <w:p>
-            <w:r>
-              <w:t>FR-UM-080</w:t>
-            </w:r>
-          </w:p>
-        </w:tc>
-        <w:tc>
-          <w:tcPr>
-            <w:tcW w:w="6260" w:type="dxa"/>
-          </w:tcPr>
-          <w:p>
-            <w:r>
-              <w:t xml:space="preserve">While an Approved temporary absence covers the current IST calendar day for any of an officer's active post occupancies (effective absence), the system shall deny login for that Username (KGID). The officer shall not select another assigned post under FR-UM-052 for the same period. On cancel of the absence, or after 23:59 IST of to_date (FR-UM-084 / FR-UM-068), login shall be allowed again. The login denial message shall state that the officer is on Leave / OOD / Other until the </w:t>
-            </w:r>
-            <w:proofErr w:type="spellStart"/>
-            <w:r>
-              <w:t>to_date</w:t>
-            </w:r>
-            <w:proofErr w:type="spellEnd"/>
-            <w:r>
-              <w:t>.</w:t>
-            </w:r>
-          </w:p>
-        </w:tc>
-        <w:tc>
-          <w:tcPr>
-            <w:tcW w:w="1600" w:type="dxa"/>
-          </w:tcPr>
-          <w:p>
-            <w:r>
-              <w:t>High</w:t>
-            </w:r>
-          </w:p>
-        </w:tc>
-      </w:tr>
-      <w:tr>
-        <w:tc>
-          <w:tcPr>
-            <w:tcW w:w="1200" w:type="dxa"/>
-          </w:tcPr>
-          <w:p>
-            <w:r>
-              <w:lastRenderedPageBreak/>
-              <w:t>FR-UM-081</w:t>
-            </w:r>
-          </w:p>
-        </w:tc>
-        <w:tc>
-          <w:tcPr>
-            <w:tcW w:w="6260" w:type="dxa"/>
-          </w:tcPr>
-          <w:p>
-            <w:r>
-              <w:t>Temporary absence shall not free sanctioned capacity. The absent occupancy shall continue to count toward Occupied for available-capacity tests (FR-UM-066(a)) and for Transfer In / reserved occupancy (FR-UM-067). Transfer In shall not treat the post as vacant solely because of absence. Wholly-unoccupied tests for FR-UM-053 additional charge (FR-UM-066(b)) remain Occupied = 0 and are unaffected — an occupied-but-absent post shall not be offered under FR-UM-053.</w:t>
-            </w:r>
-          </w:p>
-        </w:tc>
-        <w:tc>
-          <w:tcPr>
-            <w:tcW w:w="1600" w:type="dxa"/>
-          </w:tcPr>
-          <w:p>
-            <w:r>
               <w:t>High</w:t>
             </w:r>
           </w:p>
@@ -6462,7 +6384,6 @@
           </w:tcPr>
           <w:p>
             <w:r>
-              <w:lastRenderedPageBreak/>
               <w:t>User Master</w:t>
             </w:r>
           </w:p>
@@ -6549,6 +6470,7 @@
         <w:rPr>
           <w:noProof/>
         </w:rPr>
+        <w:lastRenderedPageBreak/>
         <w:drawing>
           <wp:inline distT="0" distB="0" distL="0" distR="0" wp14:anchorId="54EA10F5" wp14:editId="32996916">
             <wp:extent cx="5943600" cy="2341418"/>
@@ -7295,8 +7217,11 @@
     </w:p>
     <w:p>
       <w:r>
+        <w:t xml:space="preserve">All users are stored in the single User Master, differentiated by User Category. All user categories authenticate without passwords. Login uses the Username; the login OTP is sent only to the registered mobile. Captcha is required before OTP dispatch. The Username is a preferred Username chosen by the Citizen at registration, and the KGID for DSR Officers and Other Department users (FR-UM-062). The Username is the single unique login identifier across the whole User Master; email address and mobile number carry no uniqueness constraint (FR-UM-004). DSR Officers and Other Department users also verify Biometrics. Citizens may update their mobile after login (FR-UM-013) and may reset a lost mobile before login </w:t>
+      </w:r>
+      <w:r>
         <w:lastRenderedPageBreak/>
-        <w:t>All users are stored in the single User Master, differentiated by User Category. All user categories authenticate without passwords. Login uses the Username; the login OTP is sent only to the registered mobile. Captcha is required before OTP dispatch. The Username is a preferred Username chosen by the Citizen at registration, and the KGID for DSR Officers and Other Department users (FR-UM-062). The Username is the single unique login identifier across the whole User Master; email address and mobile number carry no uniqueness constraint (FR-UM-004). DSR Officers and Other Department users also verify Biometrics. Citizens may update their mobile after login (FR-UM-013) and may reset a lost mobile before login using three of five security questions plus a PIN to the registered email (FR-UM-056); departmental users have no self-service mobile reset and are served by an administrator instead (FR-UM-065). DSR Officers with multiple active post occupancies must select one post (with office details) after authentication before entering the application (FR-UM-052). After login they may take additional charge of a wholly unoccupied subordinate post at the same office without logout (FR-UM-053). The home/header shows the assigned Post with mapped Role(s) and any active additional charge (FR-UM-054). OTP and session rules are defined in FR-UM-069–FR-UM-076 (login OTP 5 minutes, idle timeout 15 minutes, one session per Username).</w:t>
+        <w:t>using three of five security questions plus a PIN to the registered email (FR-UM-056); departmental users have no self-service mobile reset and are served by an administrator instead (FR-UM-065). DSR Officers with multiple active post occupancies must select one post (with office details) after authentication before entering the application (FR-UM-052). After login they may take additional charge of a wholly unoccupied subordinate post at the same office without logout (FR-UM-053). The home/header shows the assigned Post with mapped Role(s) and any active additional charge (FR-UM-054). OTP and session rules are defined in FR-UM-069–FR-UM-076 (login OTP 5 minutes, idle timeout 15 minutes, one session per Username).</w:t>
       </w:r>
     </w:p>
     <w:p>
@@ -7769,133 +7694,133 @@
           </w:tcPr>
           <w:p>
             <w:r>
+              <w:t>3</w:t>
+            </w:r>
+          </w:p>
+        </w:tc>
+        <w:tc>
+          <w:tcPr>
+            <w:tcW w:w="0" w:type="auto"/>
+          </w:tcPr>
+          <w:p>
+            <w:r>
+              <w:t>Dispatch login OTP to the registered mobile only</w:t>
+            </w:r>
+          </w:p>
+        </w:tc>
+        <w:tc>
+          <w:tcPr>
+            <w:tcW w:w="0" w:type="auto"/>
+          </w:tcPr>
+          <w:p>
+            <w:r>
+              <w:t>System</w:t>
+            </w:r>
+          </w:p>
+        </w:tc>
+        <w:tc>
+          <w:tcPr>
+            <w:tcW w:w="0" w:type="auto"/>
+          </w:tcPr>
+          <w:p>
+            <w:r>
+              <w:t>FR-UM-010; never to email</w:t>
+            </w:r>
+          </w:p>
+        </w:tc>
+      </w:tr>
+      <w:tr>
+        <w:tc>
+          <w:tcPr>
+            <w:tcW w:w="0" w:type="auto"/>
+          </w:tcPr>
+          <w:p>
+            <w:r>
+              <w:t>4</w:t>
+            </w:r>
+          </w:p>
+        </w:tc>
+        <w:tc>
+          <w:tcPr>
+            <w:tcW w:w="0" w:type="auto"/>
+          </w:tcPr>
+          <w:p>
+            <w:r>
+              <w:t>Enter OTP (+ Biometrics for DSR / Other Department)</w:t>
+            </w:r>
+          </w:p>
+        </w:tc>
+        <w:tc>
+          <w:tcPr>
+            <w:tcW w:w="0" w:type="auto"/>
+          </w:tcPr>
+          <w:p>
+            <w:r>
+              <w:t>User</w:t>
+            </w:r>
+          </w:p>
+        </w:tc>
+        <w:tc>
+          <w:tcPr>
+            <w:tcW w:w="0" w:type="auto"/>
+          </w:tcPr>
+          <w:p>
+            <w:r>
+              <w:t>FR-UM-005 / FR-UM-006 / FR-UM-007</w:t>
+            </w:r>
+          </w:p>
+        </w:tc>
+      </w:tr>
+      <w:tr>
+        <w:tc>
+          <w:tcPr>
+            <w:tcW w:w="0" w:type="auto"/>
+          </w:tcPr>
+          <w:p>
+            <w:r>
+              <w:t>5</w:t>
+            </w:r>
+          </w:p>
+        </w:tc>
+        <w:tc>
+          <w:tcPr>
+            <w:tcW w:w="0" w:type="auto"/>
+          </w:tcPr>
+          <w:p>
+            <w:r>
+              <w:t>If a Citizen cannot receive the OTP — leave login for lost-mobile reset</w:t>
+            </w:r>
+          </w:p>
+        </w:tc>
+        <w:tc>
+          <w:tcPr>
+            <w:tcW w:w="0" w:type="auto"/>
+          </w:tcPr>
+          <w:p>
+            <w:r>
+              <w:t>Citizen / System</w:t>
+            </w:r>
+          </w:p>
+        </w:tc>
+        <w:tc>
+          <w:tcPr>
+            <w:tcW w:w="0" w:type="auto"/>
+          </w:tcPr>
+          <w:p>
+            <w:r>
+              <w:t>FR-UM-056; Citizens only</w:t>
+            </w:r>
+          </w:p>
+        </w:tc>
+      </w:tr>
+      <w:tr>
+        <w:tc>
+          <w:tcPr>
+            <w:tcW w:w="0" w:type="auto"/>
+          </w:tcPr>
+          <w:p>
+            <w:r>
               <w:lastRenderedPageBreak/>
-              <w:t>3</w:t>
-            </w:r>
-          </w:p>
-        </w:tc>
-        <w:tc>
-          <w:tcPr>
-            <w:tcW w:w="0" w:type="auto"/>
-          </w:tcPr>
-          <w:p>
-            <w:r>
-              <w:t>Dispatch login OTP to the registered mobile only</w:t>
-            </w:r>
-          </w:p>
-        </w:tc>
-        <w:tc>
-          <w:tcPr>
-            <w:tcW w:w="0" w:type="auto"/>
-          </w:tcPr>
-          <w:p>
-            <w:r>
-              <w:t>System</w:t>
-            </w:r>
-          </w:p>
-        </w:tc>
-        <w:tc>
-          <w:tcPr>
-            <w:tcW w:w="0" w:type="auto"/>
-          </w:tcPr>
-          <w:p>
-            <w:r>
-              <w:t>FR-UM-010; never to email</w:t>
-            </w:r>
-          </w:p>
-        </w:tc>
-      </w:tr>
-      <w:tr>
-        <w:tc>
-          <w:tcPr>
-            <w:tcW w:w="0" w:type="auto"/>
-          </w:tcPr>
-          <w:p>
-            <w:r>
-              <w:t>4</w:t>
-            </w:r>
-          </w:p>
-        </w:tc>
-        <w:tc>
-          <w:tcPr>
-            <w:tcW w:w="0" w:type="auto"/>
-          </w:tcPr>
-          <w:p>
-            <w:r>
-              <w:t>Enter OTP (+ Biometrics for DSR / Other Department)</w:t>
-            </w:r>
-          </w:p>
-        </w:tc>
-        <w:tc>
-          <w:tcPr>
-            <w:tcW w:w="0" w:type="auto"/>
-          </w:tcPr>
-          <w:p>
-            <w:r>
-              <w:t>User</w:t>
-            </w:r>
-          </w:p>
-        </w:tc>
-        <w:tc>
-          <w:tcPr>
-            <w:tcW w:w="0" w:type="auto"/>
-          </w:tcPr>
-          <w:p>
-            <w:r>
-              <w:t>FR-UM-005 / FR-UM-006 / FR-UM-007</w:t>
-            </w:r>
-          </w:p>
-        </w:tc>
-      </w:tr>
-      <w:tr>
-        <w:tc>
-          <w:tcPr>
-            <w:tcW w:w="0" w:type="auto"/>
-          </w:tcPr>
-          <w:p>
-            <w:r>
-              <w:t>5</w:t>
-            </w:r>
-          </w:p>
-        </w:tc>
-        <w:tc>
-          <w:tcPr>
-            <w:tcW w:w="0" w:type="auto"/>
-          </w:tcPr>
-          <w:p>
-            <w:r>
-              <w:t>If a Citizen cannot receive the OTP — leave login for lost-mobile reset</w:t>
-            </w:r>
-          </w:p>
-        </w:tc>
-        <w:tc>
-          <w:tcPr>
-            <w:tcW w:w="0" w:type="auto"/>
-          </w:tcPr>
-          <w:p>
-            <w:r>
-              <w:t>Citizen / System</w:t>
-            </w:r>
-          </w:p>
-        </w:tc>
-        <w:tc>
-          <w:tcPr>
-            <w:tcW w:w="0" w:type="auto"/>
-          </w:tcPr>
-          <w:p>
-            <w:r>
-              <w:t>FR-UM-056; Citizens only</w:t>
-            </w:r>
-          </w:p>
-        </w:tc>
-      </w:tr>
-      <w:tr>
-        <w:tc>
-          <w:tcPr>
-            <w:tcW w:w="0" w:type="auto"/>
-          </w:tcPr>
-          <w:p>
-            <w:r>
               <w:t>6</w:t>
             </w:r>
           </w:p>
@@ -36272,7 +36197,7 @@
         <w:sz w:val="16"/>
         <w:szCs w:val="16"/>
       </w:rPr>
-      <w:t>3</w:t>
+      <w:t>20</w:t>
     </w:r>
     <w:r>
       <w:rPr>
@@ -37424,7 +37349,7 @@
 </file>
 
 <file path=customXml/itemProps1.xml><?xml version="1.0" encoding="utf-8"?>
-<ds:datastoreItem xmlns:ds="http://schemas.openxmlformats.org/officeDocument/2006/customXml" ds:itemID="{9C78A300-2B1B-4F8B-B5C6-30E3FCC66F14}">
+<ds:datastoreItem xmlns:ds="http://schemas.openxmlformats.org/officeDocument/2006/customXml" ds:itemID="{A020376F-A04B-44EE-A187-B05C63F1DC89}">
   <ds:schemaRefs>
     <ds:schemaRef ds:uri="http://schemas.openxmlformats.org/officeDocument/2006/bibliography"/>
   </ds:schemaRefs>
